--- a/models/165-randolph/memo/165_Randolph_The_BLOCK_Questions_Recommendations_Clarification.docx
+++ b/models/165-randolph/memo/165_Randolph_The_BLOCK_Questions_Recommendations_Clarification.docx
@@ -1021,7 +1021,7 @@
               <w:rPr>
                 <w:sz w:val="16"/>
               </w:rPr>
-              <w:t>When is this priced from the RFEM takeoff? Does $6,000/TON apply to the built-up plate columns?</w:t>
+              <w:t>The RFEM tonnage is a full rebuild, not our lifted-roof / ground-supported scheme (see Clarification). Is the lift possible? Does $6,000/TON apply to the built-up plate columns?</w:t>
             </w:r>
           </w:p>
         </w:tc>
@@ -1709,6 +1709,100 @@
           </w:p>
         </w:tc>
       </w:tr>
+      <w:tr>
+        <w:tc>
+          <w:tcPr>
+            <w:tcW w:type="dxa" w:w="10656"/>
+            <w:gridSpan w:val="4"/>
+            <w:shd w:val="clear" w:color="auto" w:fill="D9E2F3"/>
+          </w:tcPr>
+          <w:p>
+            <w:pPr>
+              <w:spacing w:after="0"/>
+            </w:pPr>
+            <w:r>
+              <w:rPr>
+                <w:b/>
+                <w:color w:val="1F3864"/>
+                <w:sz w:val="16"/>
+              </w:rPr>
+              <w:t>ACROSS THE WHOLE BUDGET</w:t>
+            </w:r>
+          </w:p>
+        </w:tc>
+      </w:tr>
+      <w:tr>
+        <w:tc>
+          <w:tcPr>
+            <w:tcW w:type="dxa" w:w="403"/>
+          </w:tcPr>
+          <w:p>
+            <w:pPr>
+              <w:spacing w:after="0" w:before="0"/>
+            </w:pPr>
+            <w:r>
+              <w:rPr>
+                <w:b/>
+                <w:color w:val="1F3864"/>
+                <w:sz w:val="16"/>
+              </w:rPr>
+              <w:t>21</w:t>
+            </w:r>
+          </w:p>
+        </w:tc>
+        <w:tc>
+          <w:tcPr>
+            <w:tcW w:type="dxa" w:w="1512"/>
+          </w:tcPr>
+          <w:p>
+            <w:pPr>
+              <w:spacing w:after="0" w:before="0"/>
+            </w:pPr>
+            <w:r>
+              <w:rPr>
+                <w:b/>
+                <w:color w:val="1F3864"/>
+                <w:sz w:val="16"/>
+              </w:rPr>
+              <w:t>All sheets</w:t>
+            </w:r>
+          </w:p>
+        </w:tc>
+        <w:tc>
+          <w:tcPr>
+            <w:tcW w:type="dxa" w:w="3384"/>
+          </w:tcPr>
+          <w:p>
+            <w:pPr>
+              <w:spacing w:after="0" w:before="0"/>
+            </w:pPr>
+            <w:r>
+              <w:rPr>
+                <w:i/>
+                <w:color w:val="595959"/>
+                <w:sz w:val="16"/>
+              </w:rPr>
+              <w:t>Your view, not ours</w:t>
+            </w:r>
+          </w:p>
+        </w:tc>
+        <w:tc>
+          <w:tcPr>
+            <w:tcW w:type="dxa" w:w="5328"/>
+          </w:tcPr>
+          <w:p>
+            <w:pPr>
+              <w:spacing w:after="0" w:before="0"/>
+            </w:pPr>
+            <w:r>
+              <w:rPr>
+                <w:sz w:val="16"/>
+              </w:rPr>
+              <w:t>Where do you think we can cut, and what is each cut worth? Please list them with the line references and the all-in value, so we can decide together which ones to take.</w:t>
+            </w:r>
+          </w:p>
+        </w:tc>
+      </w:tr>
     </w:tbl>
     <w:p>
       <w:r>
@@ -2321,7 +2415,7 @@
               <w:rPr>
                 <w:sz w:val="16"/>
               </w:rPr>
-              <w:t>The stage and mezzanine are ground-supported, so the 27,393 SF high roof carries weather only. Confirm what the existing roof is made of, then run Rooflifters Stage 3. Close to a wash on cost; the prize is weather exposure and the DOB route.</w:t>
+              <w:t>Our scheme keeps the existing roof and lifts it; the stage, production mezzanine and VIP mezzanine stand on their own footings. The RFEM model prices a full rebuild instead. We are only asking whether the lift is possible — starting with what the existing roof is made of. See the Clarification.</w:t>
             </w:r>
           </w:p>
         </w:tc>
@@ -2782,7 +2876,7 @@
               <w:rPr>
                 <w:sz w:val="16"/>
               </w:rPr>
-              <w:t>BPT $837K on 26 POS; soft goods $725k; audio $690k; lighting $450k. They cut both ways — they say the bar package is light and our PA is heavy.</w:t>
+              <w:t>BPT $837K on 26 POS; soft goods $725k; audio $690k; lighting $450k. They cut both ways — the bar package reads light against them, the audio line reads heavy.</w:t>
             </w:r>
           </w:p>
         </w:tc>
@@ -2899,215 +2993,6 @@
         <w:t>Where the numbers stand</w:t>
       </w:r>
     </w:p>
-    <w:tbl>
-      <w:tblPr>
-        <w:tblStyle w:val="TableGrid"/>
-        <w:tblW w:type="auto" w:w="0"/>
-        <w:jc w:val="center"/>
-        <w:tblLook w:firstColumn="1" w:firstRow="1" w:lastColumn="0" w:lastRow="0" w:noHBand="0" w:noVBand="1" w:val="04A0"/>
-      </w:tblPr>
-      <w:tblGrid>
-        <w:gridCol w:w="3552"/>
-        <w:gridCol w:w="3552"/>
-        <w:gridCol w:w="3552"/>
-      </w:tblGrid>
-      <w:tr>
-        <w:tc>
-          <w:tcPr>
-            <w:tcW w:type="dxa" w:w="5184"/>
-            <w:shd w:val="clear" w:color="auto" w:fill="1F3864"/>
-          </w:tcPr>
-          <w:p/>
-        </w:tc>
-        <w:tc>
-          <w:tcPr>
-            <w:tcW w:type="dxa" w:w="2592"/>
-            <w:shd w:val="clear" w:color="auto" w:fill="1F3864"/>
-          </w:tcPr>
-          <w:p>
-            <w:r>
-              <w:rPr>
-                <w:b/>
-                <w:color w:val="FFFFFF"/>
-                <w:sz w:val="16"/>
-              </w:rPr>
-              <w:t>Total</w:t>
-            </w:r>
-          </w:p>
-        </w:tc>
-        <w:tc>
-          <w:tcPr>
-            <w:tcW w:type="dxa" w:w="2592"/>
-            <w:shd w:val="clear" w:color="auto" w:fill="1F3864"/>
-          </w:tcPr>
-          <w:p>
-            <w:r>
-              <w:rPr>
-                <w:b/>
-                <w:color w:val="FFFFFF"/>
-                <w:sz w:val="16"/>
-              </w:rPr>
-              <w:t>$/SF on 74,100 SF</w:t>
-            </w:r>
-          </w:p>
-        </w:tc>
-      </w:tr>
-      <w:tr>
-        <w:tc>
-          <w:tcPr>
-            <w:tcW w:type="dxa" w:w="5184"/>
-          </w:tcPr>
-          <w:p>
-            <w:pPr>
-              <w:spacing w:after="0" w:before="0"/>
-            </w:pPr>
-            <w:r>
-              <w:rPr>
-                <w:sz w:val="16"/>
-              </w:rPr>
-              <w:t>Master Development Budget, 16 Sep</w:t>
-            </w:r>
-          </w:p>
-        </w:tc>
-        <w:tc>
-          <w:tcPr>
-            <w:tcW w:type="dxa" w:w="2592"/>
-          </w:tcPr>
-          <w:p>
-            <w:pPr>
-              <w:spacing w:after="0" w:before="0"/>
-            </w:pPr>
-            <w:r>
-              <w:rPr>
-                <w:sz w:val="16"/>
-              </w:rPr>
-              <w:t>$89,084,591</w:t>
-            </w:r>
-          </w:p>
-        </w:tc>
-        <w:tc>
-          <w:tcPr>
-            <w:tcW w:type="dxa" w:w="2592"/>
-          </w:tcPr>
-          <w:p>
-            <w:pPr>
-              <w:spacing w:after="0" w:before="0"/>
-            </w:pPr>
-            <w:r>
-              <w:rPr>
-                <w:sz w:val="16"/>
-              </w:rPr>
-              <w:t>$1,202</w:t>
-            </w:r>
-          </w:p>
-        </w:tc>
-      </w:tr>
-      <w:tr>
-        <w:tc>
-          <w:tcPr>
-            <w:tcW w:type="dxa" w:w="5184"/>
-          </w:tcPr>
-          <w:p>
-            <w:pPr>
-              <w:spacing w:after="0" w:before="0"/>
-            </w:pPr>
-            <w:r>
-              <w:rPr>
-                <w:sz w:val="16"/>
-              </w:rPr>
-              <w:t>Our V2, before the takeoff</w:t>
-            </w:r>
-          </w:p>
-        </w:tc>
-        <w:tc>
-          <w:tcPr>
-            <w:tcW w:type="dxa" w:w="2592"/>
-          </w:tcPr>
-          <w:p>
-            <w:pPr>
-              <w:spacing w:after="0" w:before="0"/>
-            </w:pPr>
-            <w:r>
-              <w:rPr>
-                <w:sz w:val="16"/>
-              </w:rPr>
-              <w:t>$64,648,067</w:t>
-            </w:r>
-          </w:p>
-        </w:tc>
-        <w:tc>
-          <w:tcPr>
-            <w:tcW w:type="dxa" w:w="2592"/>
-          </w:tcPr>
-          <w:p>
-            <w:pPr>
-              <w:spacing w:after="0" w:before="0"/>
-            </w:pPr>
-            <w:r>
-              <w:rPr>
-                <w:sz w:val="16"/>
-              </w:rPr>
-              <w:t>$872</w:t>
-            </w:r>
-          </w:p>
-        </w:tc>
-      </w:tr>
-      <w:tr>
-        <w:tc>
-          <w:tcPr>
-            <w:tcW w:type="dxa" w:w="5184"/>
-          </w:tcPr>
-          <w:p>
-            <w:pPr>
-              <w:spacing w:after="0" w:before="0"/>
-            </w:pPr>
-            <w:r>
-              <w:rPr>
-                <w:sz w:val="16"/>
-              </w:rPr>
-              <w:t>Our V3, rebuilt on the measured steel</w:t>
-            </w:r>
-          </w:p>
-        </w:tc>
-        <w:tc>
-          <w:tcPr>
-            <w:tcW w:type="dxa" w:w="2592"/>
-          </w:tcPr>
-          <w:p>
-            <w:pPr>
-              <w:spacing w:after="0" w:before="0"/>
-            </w:pPr>
-            <w:r>
-              <w:rPr>
-                <w:sz w:val="16"/>
-              </w:rPr>
-              <w:t>$77,897,555</w:t>
-            </w:r>
-          </w:p>
-        </w:tc>
-        <w:tc>
-          <w:tcPr>
-            <w:tcW w:type="dxa" w:w="2592"/>
-          </w:tcPr>
-          <w:p>
-            <w:pPr>
-              <w:spacing w:after="0" w:before="0"/>
-            </w:pPr>
-            <w:r>
-              <w:rPr>
-                <w:sz w:val="16"/>
-              </w:rPr>
-              <w:t>$1,051</w:t>
-            </w:r>
-          </w:p>
-        </w:tc>
-      </w:tr>
-    </w:tbl>
-    <w:p>
-      <w:pPr>
-        <w:spacing w:after="0" w:before="0"/>
-      </w:pPr>
-    </w:p>
     <w:p>
       <w:pPr>
         <w:spacing w:after="100"/>
@@ -3116,7 +3001,20 @@
         <w:rPr>
           <w:sz w:val="19"/>
         </w:rPr>
-        <w:t xml:space="preserve">Our reconstruction of your trade cost ties to your Trade Cost cell to </w:t>
+        <w:t xml:space="preserve">The 16 September Master Development Budget totals </w:t>
+      </w:r>
+      <w:r>
+        <w:rPr>
+          <w:b/>
+          <w:sz w:val="19"/>
+        </w:rPr>
+        <w:t>$89,084,591</w:t>
+      </w:r>
+      <w:r>
+        <w:rPr>
+          <w:sz w:val="19"/>
+        </w:rPr>
+        <w:t xml:space="preserve"> — $1,202/SF on the 74,100 SF footprint, or $655/SF on the 135,953 SF the sheet divides by. Our reconstruction of the trade cost ties to your Trade Cost cell to </w:t>
       </w:r>
       <w:r>
         <w:rPr>
@@ -3129,33 +3027,31 @@
         <w:rPr>
           <w:sz w:val="19"/>
         </w:rPr>
-        <w:t xml:space="preserve"> across 309 lines. Applying only the corrections that survive the takeoff, your budget lands near </w:t>
+        <w:t xml:space="preserve"> across 309 line items, so every figure quoted here is from your workbook or from the RFEM takeoff.</w:t>
+      </w:r>
+    </w:p>
+    <w:p>
+      <w:pPr>
+        <w:spacing w:after="100"/>
+      </w:pPr>
+      <w:r>
+        <w:rPr>
+          <w:sz w:val="19"/>
+        </w:rPr>
+        <w:t xml:space="preserve">Five arithmetic items in the workbook account for about </w:t>
       </w:r>
       <w:r>
         <w:rPr>
           <w:b/>
           <w:sz w:val="19"/>
         </w:rPr>
-        <w:t>$77,247,828</w:t>
+        <w:t>$11.8M</w:t>
       </w:r>
       <w:r>
         <w:rPr>
           <w:sz w:val="19"/>
         </w:rPr>
-        <w:t xml:space="preserve"> against our </w:t>
-      </w:r>
-      <w:r>
-        <w:rPr>
-          <w:b/>
-          <w:sz w:val="19"/>
-        </w:rPr>
-        <w:t>$77,897,555</w:t>
-      </w:r>
-      <w:r>
-        <w:rPr>
-          <w:sz w:val="19"/>
-        </w:rPr>
-        <w:t xml:space="preserve"> — about 0.8% apart. This is not a disagreement about how hard the building is to build.</w:t>
+        <w:t xml:space="preserve"> all-in and none of them is a re-estimate. The rest of the difference between us is method and programme, which is what the next two sections are about.</w:t>
       </w:r>
     </w:p>
     <w:p>
@@ -3168,44 +3064,7 @@
           <w:color w:val="1F3864"/>
           <w:sz w:val="25"/>
         </w:rPr>
-        <w:t>What the structural takeoff settles</w:t>
-      </w:r>
-    </w:p>
-    <w:p>
-      <w:pPr>
-        <w:spacing w:after="100"/>
-      </w:pPr>
-      <w:r>
-        <w:rPr>
-          <w:sz w:val="19"/>
-        </w:rPr>
-        <w:t xml:space="preserve">The RFEM export (Rev 38, VE1) measures </w:t>
-      </w:r>
-      <w:r>
-        <w:rPr>
-          <w:b/>
-          <w:sz w:val="19"/>
-        </w:rPr>
-        <w:t>1,994,335 lb</w:t>
-      </w:r>
-      <w:r>
-        <w:rPr>
-          <w:sz w:val="19"/>
-        </w:rPr>
-        <w:t xml:space="preserve"> of new and replacement steel — </w:t>
-      </w:r>
-      <w:r>
-        <w:rPr>
-          <w:b/>
-          <w:sz w:val="19"/>
-        </w:rPr>
-        <w:t>997.2 short tons</w:t>
-      </w:r>
-      <w:r>
-        <w:rPr>
-          <w:sz w:val="19"/>
-        </w:rPr>
-        <w:t>. The file’s tonnes column reads 904.62 (metric); pricing off it understates steel by 10.2%.</w:t>
+        <w:t>Can we do a roof lift? — and what the steel takeoff actually prices</w:t>
       </w:r>
     </w:p>
     <w:p>
@@ -3217,26 +3076,39 @@
           <w:b/>
           <w:sz w:val="19"/>
         </w:rPr>
-        <w:t>It is a rebuild, not a lift.</w:t>
+        <w:t>Our scheme, stated plainly.</w:t>
       </w:r>
       <w:r>
         <w:rPr>
           <w:sz w:val="19"/>
         </w:rPr>
-        <w:t xml:space="preserve"> 124 of 243 column members start at or below +2 ft (450,114 lb, 62.4% of column steel); all 517 truss members are new between +56.5 and +64.5 ft; the </w:t>
+        <w:t xml:space="preserve"> Keep the existing roof and lift it to the target clear height on the lifter’s towers, extending the columns beneath and cladding the new band. Build the stage on its own footings poured into the slab. Build the </w:t>
       </w:r>
       <w:r>
         <w:rPr>
-          <w:i/>
+          <w:b/>
           <w:sz w:val="19"/>
         </w:rPr>
-        <w:t>Existing Roof / Lower</w:t>
+        <w:t>production mezzanine</w:t>
       </w:r>
       <w:r>
         <w:rPr>
           <w:sz w:val="19"/>
         </w:rPr>
-        <w:t xml:space="preserve"> level carries zero members; the words lift, jack, shore and splice appear nowhere in 8,658 rows. Your 74,000 SF of roof demolition is the method, not an error.</w:t>
+        <w:t xml:space="preserve"> and the </w:t>
+      </w:r>
+      <w:r>
+        <w:rPr>
+          <w:b/>
+          <w:sz w:val="19"/>
+        </w:rPr>
+        <w:t>VIP mezzanine</w:t>
+      </w:r>
+      <w:r>
+        <w:rPr>
+          <w:sz w:val="19"/>
+        </w:rPr>
+        <w:t xml:space="preserve"> from the ground up on their own footings inside the envelope. Nothing hangs from the building. The roof carries weather, snow and itself, and nothing else — all production and rigging load goes through the stage and tower structure straight into the ground.</w:t>
       </w:r>
     </w:p>
     <w:p>
@@ -3248,13 +3120,52 @@
           <w:b/>
           <w:sz w:val="19"/>
         </w:rPr>
-        <w:t>The roof carries no rigging.</w:t>
+        <w:t>The RFEM model (Rev 38, VE1) does not model that scheme.</w:t>
       </w:r>
       <w:r>
         <w:rPr>
           <w:sz w:val="19"/>
         </w:rPr>
-        <w:t xml:space="preserve"> High roof is 8.65 lb/SF of short-span W12/W6 framing — weather only. The stage and towers stand on their own footings and carry all production load. Please confirm in writing the roof design loads exclude rigging, so it is not quietly added back at DD. Separately, the lower roof at 20.81 lb/SF is the heaviest per SF in the building; why?</w:t>
+        <w:t xml:space="preserve"> We read this off the member geometry, not off anybody’s description of it, and every number is reproducible from the Member Detail sheet: 124 of the 243 column members start at or below +2 ft — 450,114 lb, 62.4% of all column steel — which is a new full-height column off the slab, not an extension. Only 25 members start at the +20 ft existing roof line. All 517 truss members are phase NEW, between +56.5 and +64.5 ft. The level </w:t>
+      </w:r>
+      <w:r>
+        <w:rPr>
+          <w:i/>
+          <w:sz w:val="19"/>
+        </w:rPr>
+        <w:t>Existing Roof / Lower (+20 ft and below)</w:t>
+      </w:r>
+      <w:r>
+        <w:rPr>
+          <w:sz w:val="19"/>
+        </w:rPr>
+        <w:t xml:space="preserve"> carries </w:t>
+      </w:r>
+      <w:r>
+        <w:rPr>
+          <w:b/>
+          <w:sz w:val="19"/>
+        </w:rPr>
+        <w:t>zero</w:t>
+      </w:r>
+      <w:r>
+        <w:rPr>
+          <w:sz w:val="19"/>
+        </w:rPr>
+        <w:t xml:space="preserve"> members. The words lift, jack, shore, temporary, splice and underpin appear nowhere in 8,658 rows. The model also carries a 32,942 SF mezzanine at +20 ft and 13,077 SF of tiered seating of its own, plus a 26,389 SF </w:t>
+      </w:r>
+      <w:r>
+        <w:rPr>
+          <w:b/>
+          <w:sz w:val="19"/>
+        </w:rPr>
+        <w:t>occupied terrace</w:t>
+      </w:r>
+      <w:r>
+        <w:rPr>
+          <w:sz w:val="19"/>
+        </w:rPr>
+        <w:t xml:space="preserve"> at +45 ft 7 in — none of which is the production or VIP mezzanine we specified.</w:t>
       </w:r>
     </w:p>
     <w:p>
@@ -3266,13 +3177,13 @@
           <w:b/>
           <w:sz w:val="19"/>
         </w:rPr>
-        <w:t>Where the steel actually is:</w:t>
+        <w:t>So the 997.2 short tons is the tonnage of a full rebuild.</w:t>
       </w:r>
       <w:r>
         <w:rPr>
           <w:sz w:val="19"/>
         </w:rPr>
-        <w:t xml:space="preserve"> shared columns and vertical bracing, 718,634 lb, 37% of the whole — driven by 60 ft of column height and the occupied terrace, not the roof.</w:t>
+        <w:t xml:space="preserve"> New full-height columns, a new trussed roof at +64 ft 6 in, an occupied terrace, and the model’s own mezzanine and seating. It is not the tonnage of a lifted roof with ground-supported stage and mezzanines, and it should not be priced as though it were. The two schemes do not share a steel schedule: ours is a lifter’s contract plus column extensions plus the new wall band, with the stage, production mezzanine and VIP mezzanine priced as their own ground-up structures; the model’s is 997 tons of new frame. Applying $6,000/TON to 997 tons answers a question about a building we have not asked for.</w:t>
       </w:r>
     </w:p>
     <w:p>
@@ -3284,13 +3195,160 @@
           <w:b/>
           <w:sz w:val="19"/>
         </w:rPr>
-        <w:t>One rate flag:</w:t>
+        <w:t>What we are asking is simpler than a re-price: is it possible?</w:t>
       </w:r>
       <w:r>
         <w:rPr>
           <w:sz w:val="19"/>
         </w:rPr>
-        <w:t xml:space="preserve"> 80 columns (202 tons) are shop-welded built-up plate girders, I 48/24 through I 69.023/24. $6,000/TON is the rolled-shape rate; we carry $8,400 for these.</w:t>
+        <w:t xml:space="preserve"> (1) Can the existing roof be lifted — in whole or in part — to the target clear height, with the stage, production mezzanine and VIP mezzanine standing on their own footings beneath it? (2) What is the existing roof made of? Line 024100-19 demolishes </w:t>
+      </w:r>
+      <w:r>
+        <w:rPr>
+          <w:i/>
+          <w:sz w:val="19"/>
+        </w:rPr>
+        <w:t>74,000 SF of pre-cast concrete roof</w:t>
+      </w:r>
+      <w:r>
+        <w:rPr>
+          <w:sz w:val="19"/>
+        </w:rPr>
+        <w:t>, and a pre-cast plank roof is a far worse lift candidate than a steel-framed one; this one answer may settle the question on its own. (3) Will the structural engineer look at the lift as a scheme, rather than as a variation on the rebuild? (4) We will commission Rooflifters’ Stage 3 analysis — tell us what to hand them. We are not asking anyone to re-run tonnage or re-price anything until the answer to (1) is yes.</w:t>
+      </w:r>
+    </w:p>
+    <w:p>
+      <w:pPr>
+        <w:spacing w:after="100"/>
+      </w:pPr>
+      <w:r>
+        <w:rPr>
+          <w:b/>
+          <w:sz w:val="19"/>
+        </w:rPr>
+        <w:t>The middle option: a partial lift.</w:t>
+      </w:r>
+      <w:r>
+        <w:rPr>
+          <w:sz w:val="19"/>
+        </w:rPr>
+        <w:t xml:space="preserve"> If the whole roof cannot be lifted, the </w:t>
+      </w:r>
+      <w:r>
+        <w:rPr>
+          <w:b/>
+          <w:sz w:val="19"/>
+        </w:rPr>
+        <w:t>27,393 SF high-roof zone</w:t>
+      </w:r>
+      <w:r>
+        <w:rPr>
+          <w:sz w:val="19"/>
+        </w:rPr>
+        <w:t xml:space="preserve"> over the house is one clear-span plane with nothing stacked on it, and it is the zone where our ground-supported structure asks nothing of the roof. The terrace zone, if it survives the programme decision, is a floor with people on it and is a rebuild regardless. A partial lift would need the existing roof to survive being cut free and jacked, to carry snow and drift at the new height, and to meet a rebuilt terrace and lower roof at two new structural interfaces. Those are questions for the structural engineer, and we would rather ask them in two weeks than carry them into DD.</w:t>
+      </w:r>
+    </w:p>
+    <w:p>
+      <w:pPr>
+        <w:spacing w:after="100"/>
+      </w:pPr>
+      <w:r>
+        <w:rPr>
+          <w:b/>
+          <w:sz w:val="19"/>
+        </w:rPr>
+        <w:t>If the answers come back pre-cast and no</w:t>
+      </w:r>
+      <w:r>
+        <w:rPr>
+          <w:sz w:val="19"/>
+        </w:rPr>
+        <w:t>, we will adopt the rebuild without further argument — and price it then. Until that answer is in, the 997 tons is a number about a different building.</w:t>
+      </w:r>
+    </w:p>
+    <w:p>
+      <w:pPr>
+        <w:spacing w:before="160" w:after="60"/>
+      </w:pPr>
+      <w:r>
+        <w:rPr>
+          <w:b/>
+          <w:color w:val="1F3864"/>
+          <w:sz w:val="25"/>
+        </w:rPr>
+        <w:t>What else the takeoff settles</w:t>
+      </w:r>
+    </w:p>
+    <w:p>
+      <w:pPr>
+        <w:spacing w:after="100"/>
+      </w:pPr>
+      <w:r>
+        <w:rPr>
+          <w:b/>
+          <w:sz w:val="19"/>
+        </w:rPr>
+        <w:t>Units.</w:t>
+      </w:r>
+      <w:r>
+        <w:rPr>
+          <w:sz w:val="19"/>
+        </w:rPr>
+        <w:t xml:space="preserve"> The file reports 904.62 in a tonnes column, which is metric. US steel is bought in short tons at 2,000 lb, which makes it 997.2. Pricing off the tonnes column understates the steel by 10.2%.</w:t>
+      </w:r>
+    </w:p>
+    <w:p>
+      <w:pPr>
+        <w:spacing w:after="100"/>
+      </w:pPr>
+      <w:r>
+        <w:rPr>
+          <w:b/>
+          <w:sz w:val="19"/>
+        </w:rPr>
+        <w:t>The roof carries no rigging in the model either.</w:t>
+      </w:r>
+      <w:r>
+        <w:rPr>
+          <w:sz w:val="19"/>
+        </w:rPr>
+        <w:t xml:space="preserve"> The high roof is 8.65 lb/SF of short-span W12 and W6 framing — weather only. Please confirm in writing that the roof design loads exclude production rigging, hoists and point loads, so a rigging allowance is not quietly added back at DD and paid for twice. Separately, the lower roof at 20.81 lb/SF is the heaviest per square foot in the building, heavier than the occupied terrace; if that is dunnage or screening it should say so.</w:t>
+      </w:r>
+    </w:p>
+    <w:p>
+      <w:pPr>
+        <w:spacing w:after="100"/>
+      </w:pPr>
+      <w:r>
+        <w:rPr>
+          <w:b/>
+          <w:sz w:val="19"/>
+        </w:rPr>
+        <w:t>Where the steel actually is.</w:t>
+      </w:r>
+      <w:r>
+        <w:rPr>
+          <w:sz w:val="19"/>
+        </w:rPr>
+        <w:t xml:space="preserve"> Shared columns and vertical bracing: 718,634 lb, 37% of the whole. That weight is driven by 60 ft of column height and by carrying the occupied terrace, not by the roof — which is why the programme decision and the roof decision have to be made together.</w:t>
+      </w:r>
+    </w:p>
+    <w:p>
+      <w:pPr>
+        <w:spacing w:after="100"/>
+      </w:pPr>
+      <w:r>
+        <w:rPr>
+          <w:b/>
+          <w:sz w:val="19"/>
+        </w:rPr>
+        <w:t>One rate flag.</w:t>
+      </w:r>
+      <w:r>
+        <w:rPr>
+          <w:sz w:val="19"/>
+        </w:rPr>
+        <w:t xml:space="preserve"> 80 of the columns (202 tons) are shop-welded built-up plate girders, I 48/24 through I 69.023/24, 60 LF each on grids B and E. $6,000/TON is a rolled-shape rate and will be low for these.</w:t>
       </w:r>
     </w:p>
     <w:p>
@@ -3321,7 +3379,7 @@
         <w:rPr>
           <w:sz w:val="19"/>
         </w:rPr>
-        <w:t xml:space="preserve"> We had called it wrong. The model carries 146,508 SF gross and 120,119 SF enclosed floor; our 14,000 SF mezzanine was derived from occupancy loads and the model says 32,942 + 13,077 SF of seating. We can no longer prove your figure wrong — but it is unsourced and does not derive from the test fit, and 555 Johnson at $208.63/SF is 134,993 SF. We are asking for its derivation and for one agreed area schedule, from PD04 Rev 4.4, that every budget labels.</w:t>
+        <w:t xml:space="preserve"> We had called it wrong. The model carries 146,508 SF gross and 120,119 SF of enclosed floor, and our own mezzanine assumption was smaller than what the model draws. We can no longer prove your figure wrong — but it is unsourced, it does not derive from the test fit, and 555 Johnson at $208.63/SF is 134,993 SF. We are asking for its derivation and for one agreed area schedule, from PD04 Rev 4.4, that every budget labels.</w:t>
       </w:r>
     </w:p>
     <w:p>
@@ -3333,13 +3391,13 @@
           <w:b/>
           <w:sz w:val="19"/>
         </w:rPr>
-        <w:t>The roof method.</w:t>
+        <w:t>The roof demolition line.</w:t>
       </w:r>
       <w:r>
         <w:rPr>
           <w:sz w:val="19"/>
         </w:rPr>
-        <w:t xml:space="preserve"> We had asked you to delete the roof demolition. Withdrawn. The partial-lift question above is ours to answer, not yours.</w:t>
+        <w:t xml:space="preserve"> We had asked you to delete it. Withdrawn: it is the method the model uses. Whether it is the method we use is the section above, and that is ours to settle with Nate and the structural engineer, not yours.</w:t>
       </w:r>
     </w:p>
     <w:p>
@@ -3352,7 +3410,7 @@
           <w:color w:val="1F3864"/>
           <w:sz w:val="25"/>
         </w:rPr>
-        <w:t>What still needs fixing — $11,836,763 all-in</w:t>
+        <w:t>What still needs fixing — about $11.8M all-in</w:t>
       </w:r>
     </w:p>
     <w:p>
@@ -3370,7 +3428,7 @@
         <w:rPr>
           <w:sz w:val="19"/>
         </w:rPr>
-        <w:t xml:space="preserve"> D67 computes 10% of the whole project on top of $5,786,479 of contractor contingency already inside D31. As labelled it is $1,507,723; $578,648 of it is contingency on contingency.</w:t>
+        <w:t xml:space="preserve"> D67 computes 10% of the whole project on top of $5,786,479 of contractor contingency already inside D31. As labelled it would be $1,507,723; $578,648 of it is contingency on contingency.</w:t>
       </w:r>
     </w:p>
     <w:p>
@@ -3401,7 +3459,7 @@
         <w:rPr>
           <w:sz w:val="19"/>
         </w:rPr>
-        <w:t xml:space="preserve"> has no crew, rate or duration.</w:t>
+        <w:t xml:space="preserve"> has no crew, rate or duration behind it.</w:t>
       </w:r>
     </w:p>
     <w:p>
@@ -3419,7 +3477,7 @@
         <w:rPr>
           <w:sz w:val="19"/>
         </w:rPr>
-        <w:t xml:space="preserve"> $4,000,000 lump; the backup rows beneath foot to $2,589,800. The $2,000,000 interior scaffolding we are no longer contesting outright — but the ground-supported stage and towers go up first and could carry the access.</w:t>
+        <w:t xml:space="preserve"> $4,000,000 lump; the backup rows beneath it foot to $2,589,800. The $2,000,000 of interior scaffolding we are no longer contesting outright — but the ground-supported stage and towers go up first and could carry the access.</w:t>
       </w:r>
     </w:p>
     <w:p>
@@ -3480,13 +3538,13 @@
           <w:b/>
           <w:sz w:val="19"/>
         </w:rPr>
-        <w:t>And the $12,000,000 plug is too small, not too big.</w:t>
+        <w:t>And D26, the $12,000,000 plug, is too small.</w:t>
       </w:r>
       <w:r>
         <w:rPr>
           <w:sz w:val="19"/>
         </w:rPr>
-        <w:t xml:space="preserve"> Measured structure alone is $16,710,249, of which $6,703,714 is bare steel, before millwork, doors, glazing, tile, fireproofing and drywall. We expect it to rise when priced.</w:t>
+        <w:t xml:space="preserve"> At your own $6,000/TON the model’s hot-rolled tonnage alone is roughly $5.9M before the plate-girder premium — and the plug still has to cover every bar, every door, storefront, glazing, tile, fireproofing and most of the drywall. It rises when priced, on either scheme.</w:t>
       </w:r>
     </w:p>
     <w:p>
@@ -3534,7 +3592,7 @@
         <w:rPr>
           <w:sz w:val="19"/>
         </w:rPr>
-        <w:t>EBC owns the land; we sign a 30-year lease; Insomniac funds and builds out. Everything here is a leasehold improvement — at base case about $2.6M a year of capital before financing. The largest untested lever in the whole exercise is what EBC contributes to a build on its own land. Nobody has asked yet.</w:t>
+        <w:t>EBC owns the land; we sign a 30-year lease; Insomniac funds and builds out. Everything here is a leasehold improvement that reverts at the end of the term. The largest untested lever in the whole exercise is what EBC contributes to a build on its own land. Nobody has asked yet.</w:t>
       </w:r>
     </w:p>
     <w:sectPr>

--- a/models/165-randolph/memo/165_Randolph_The_BLOCK_Questions_Recommendations_Clarification.docx
+++ b/models/165-randolph/memo/165_Randolph_The_BLOCK_Questions_Recommendations_Clarification.docx
@@ -3257,6 +3257,42 @@
           <w:b/>
           <w:sz w:val="19"/>
         </w:rPr>
+        <w:t>What a lift does and does not save.</w:t>
+      </w:r>
+      <w:r>
+        <w:rPr>
+          <w:sz w:val="19"/>
+        </w:rPr>
+        <w:t xml:space="preserve"> Three things worth being clear about so nobody expects the wrong result. First, the ground-up stage and VIP decking do not by themselves take steel out of the roof — the model already assumes the roof carries no rigging, which is why the high roof is only 8.65 lb/SF, and our ground-supported structure is the reason it can be that light. That saving is already banked. Second, what a partial lift over the house avoids is the new high-roof steel (118.5 tons), its deck, its membrane and the demolition of that zone, against which sits the lifter’s contract, the column extensions and the temporary works — on cost that is close to a wash, and the case for it is weather exposure, a smaller demolition and possibly the DOB route, not the steel. Third, the steel that actually costs money is the columns and bracing, 359 tons and 37% of the building, driven by 60 ft of column height and by carrying the occupied terrace. If the aim is materially less steel, the levers are the programme (the terrace and the third floor) and the roof height (whether the clear height really needs +64 ft 6 in), and those move far more tonnage than any lift does.</w:t>
+      </w:r>
+    </w:p>
+    <w:p>
+      <w:pPr>
+        <w:spacing w:after="100"/>
+      </w:pPr>
+      <w:r>
+        <w:rPr>
+          <w:b/>
+          <w:sz w:val="19"/>
+        </w:rPr>
+        <w:t>So the sequence we propose:</w:t>
+      </w:r>
+      <w:r>
+        <w:rPr>
+          <w:sz w:val="19"/>
+        </w:rPr>
+        <w:t xml:space="preserve"> (1) confirm what the existing roof is made of — if it is pre-cast, the lift is probably dead and we stop spending time on it; (2) settle the terrace and the height with Nate, because that is where the steel is; (3) if the roof turns out to be liftable, take the partial lift for the schedule and exposure benefits, with whatever steel it saves as a bonus.</w:t>
+      </w:r>
+    </w:p>
+    <w:p>
+      <w:pPr>
+        <w:spacing w:after="100"/>
+      </w:pPr>
+      <w:r>
+        <w:rPr>
+          <w:b/>
+          <w:sz w:val="19"/>
+        </w:rPr>
         <w:t>If the answers come back pre-cast and no</w:t>
       </w:r>
       <w:r>

--- a/models/165-randolph/memo/165_Randolph_The_BLOCK_Questions_Recommendations_Clarification.docx
+++ b/models/165-randolph/memo/165_Randolph_The_BLOCK_Questions_Recommendations_Clarification.docx
@@ -12,7 +12,7 @@
           <w:color w:val="1F3864"/>
           <w:sz w:val="34"/>
         </w:rPr>
-        <w:t>165 Randolph Ave — “The BLOCK”</w:t>
+        <w:t>165 Randolph St — “The BLOCK”</w:t>
       </w:r>
     </w:p>
     <w:p>
@@ -36,7 +36,7 @@
           <w:color w:val="595959"/>
           <w:sz w:val="17"/>
         </w:rPr>
-        <w:t xml:space="preserve">To: Thomas · cc: Nate (Wake)  —  From: Matthew Teper  —  17 September 2026   ·   </w:t>
+        <w:t xml:space="preserve">To: Thomas · cc: Nate (Wake), Eric (EBC)  —  From: Matthew Teper  —  17 September 2026, for the 18 September meeting   ·   </w:t>
       </w:r>
       <w:r>
         <w:rPr>
@@ -56,7 +56,7 @@
           <w:color w:val="595959"/>
           <w:sz w:val="17"/>
         </w:rPr>
-        <w:t>Referenced to your sheet and cell. Our reasoning is in the Clarification at the back; you should not need it to answer these.</w:t>
+        <w:t>Referenced to your sheet and cell. EBC’s 17 September responses are folded in and the questions they closed are gone. Our reasoning is in the Clarification at the back; you should not need it to answer these.</w:t>
       </w:r>
     </w:p>
     <w:tbl>
@@ -231,7 +231,7 @@
               <w:rPr>
                 <w:sz w:val="16"/>
               </w:rPr>
-              <w:t xml:space="preserve">The formula is </w:t>
+              <w:t xml:space="preserve">Formula is </w:t>
             </w:r>
             <w:r>
               <w:rPr>
@@ -244,7 +244,7 @@
               <w:rPr>
                 <w:sz w:val="16"/>
               </w:rPr>
-              <w:t xml:space="preserve"> — 10% of the whole project, not of soft costs and FF&amp;E. Which is intended? If it is a project contingency, does D29 stay?</w:t>
+              <w:t xml:space="preserve"> — 10% of the whole project on top of the contractor’s 10% in D29. Please restate to the labelled base and say which contingency you keep.</w:t>
             </w:r>
           </w:p>
         </w:tc>
@@ -388,7 +388,7 @@
               <w:rPr>
                 <w:sz w:val="16"/>
               </w:rPr>
-              <w:t>What scope is inside it, and when can it be priced?</w:t>
+              <w:t>More was priced on the 16th. Please send the priced lines.</w:t>
             </w:r>
           </w:p>
         </w:tc>
@@ -460,7 +460,7 @@
               <w:rPr>
                 <w:sz w:val="16"/>
               </w:rPr>
-              <w:t>Applied to trade + D26 + D27. Is it intended to run on general conditions and on unpriced scope?</w:t>
+              <w:t>Please confirm the fee runs on unpriced scope but not on general conditions (D27).</w:t>
             </w:r>
           </w:p>
         </w:tc>
@@ -532,7 +532,7 @@
               <w:rPr>
                 <w:sz w:val="16"/>
               </w:rPr>
-              <w:t xml:space="preserve">Formula is </w:t>
+              <w:t xml:space="preserve">Parking is in the deal. Formula reads </w:t>
             </w:r>
             <w:r>
               <w:rPr>
@@ -545,7 +545,7 @@
               <w:rPr>
                 <w:sz w:val="16"/>
               </w:rPr>
-              <w:t>. 86 or 260? And is off-site parking in this deal?</w:t>
+              <w:t>; please correct the count to the label.</w:t>
             </w:r>
           </w:p>
         </w:tc>
@@ -617,7 +617,7 @@
               <w:rPr>
                 <w:sz w:val="16"/>
               </w:rPr>
-              <w:t>Where does 135,953 SF come from? Can the $/SF basis be stated on the sheet?</w:t>
+              <w:t>Sourced (cellar 3,500 + 1st 69,722 + 2nd 53,379 + roof 9,352, PD-04). Please state the basis on the sheet and show $/SF on the 74,100 SF footprint alongside.</w:t>
             </w:r>
           </w:p>
         </w:tc>
@@ -660,78 +660,6 @@
                 <w:sz w:val="16"/>
               </w:rPr>
               <w:t>7</w:t>
-            </w:r>
-          </w:p>
-        </w:tc>
-        <w:tc>
-          <w:tcPr>
-            <w:tcW w:type="dxa" w:w="1512"/>
-          </w:tcPr>
-          <w:p>
-            <w:pPr>
-              <w:spacing w:after="0" w:before="0"/>
-            </w:pPr>
-            <w:r>
-              <w:rPr>
-                <w:b/>
-                <w:color w:val="1F3864"/>
-                <w:sz w:val="16"/>
-              </w:rPr>
-              <w:t>GC tab + 013000</w:t>
-            </w:r>
-          </w:p>
-        </w:tc>
-        <w:tc>
-          <w:tcPr>
-            <w:tcW w:type="dxa" w:w="3384"/>
-          </w:tcPr>
-          <w:p>
-            <w:pPr>
-              <w:spacing w:after="0" w:before="0"/>
-            </w:pPr>
-            <w:r>
-              <w:rPr>
-                <w:i/>
-                <w:color w:val="595959"/>
-                <w:sz w:val="16"/>
-              </w:rPr>
-              <w:t>General Conditions $3,141,000 / PROJECT REQUIREMENTS $3,034,000</w:t>
-            </w:r>
-          </w:p>
-        </w:tc>
-        <w:tc>
-          <w:tcPr>
-            <w:tcW w:type="dxa" w:w="5328"/>
-          </w:tcPr>
-          <w:p>
-            <w:pPr>
-              <w:spacing w:after="0" w:before="0"/>
-            </w:pPr>
-            <w:r>
-              <w:rPr>
-                <w:sz w:val="16"/>
-              </w:rPr>
-              <w:t>The same function carried twice — once on the tab, once inside trade cost?</w:t>
-            </w:r>
-          </w:p>
-        </w:tc>
-      </w:tr>
-      <w:tr>
-        <w:tc>
-          <w:tcPr>
-            <w:tcW w:type="dxa" w:w="403"/>
-          </w:tcPr>
-          <w:p>
-            <w:pPr>
-              <w:spacing w:after="0" w:before="0"/>
-            </w:pPr>
-            <w:r>
-              <w:rPr>
-                <w:b/>
-                <w:color w:val="1F3864"/>
-                <w:sz w:val="16"/>
-              </w:rPr>
-              <w:t>8</w:t>
             </w:r>
           </w:p>
         </w:tc>
@@ -825,7 +753,7 @@
                 <w:color w:val="1F3864"/>
                 <w:sz w:val="16"/>
               </w:rPr>
-              <w:t>9</w:t>
+              <w:t>8</w:t>
             </w:r>
           </w:p>
         </w:tc>
@@ -877,7 +805,7 @@
               <w:rPr>
                 <w:sz w:val="16"/>
               </w:rPr>
-              <w:t>The backup rows beneath (1,126 LF @ $500 + 27,024 SF @ $75) total $2,589,800. Which is right? How many LF of public sidewalk does the building front?</w:t>
+              <w:t>Public frontage is about 770 LF, not 1,126. Your backup at 770 LF @ $500 + 27,024 SF @ $75 = $2,411,800. Please reconcile the lump to that.</w:t>
             </w:r>
           </w:p>
         </w:tc>
@@ -897,7 +825,7 @@
                 <w:color w:val="1F3864"/>
                 <w:sz w:val="16"/>
               </w:rPr>
-              <w:t>10</w:t>
+              <w:t>9</w:t>
             </w:r>
           </w:p>
         </w:tc>
@@ -949,7 +877,7 @@
               <w:rPr>
                 <w:sz w:val="16"/>
               </w:rPr>
-              <w:t>Staging what, at what rate, for how long? Does the sequence assume the ground-supported stage and towers are already erected?</w:t>
+              <w:t>What is staged, at what rate, for how long? Does the sequence assume the ground-supported stage and towers are already up? We suspect not.</w:t>
             </w:r>
           </w:p>
         </w:tc>
@@ -969,7 +897,7 @@
                 <w:color w:val="1F3864"/>
                 <w:sz w:val="16"/>
               </w:rPr>
-              <w:t>11</w:t>
+              <w:t>10</w:t>
             </w:r>
           </w:p>
         </w:tc>
@@ -1021,7 +949,79 @@
               <w:rPr>
                 <w:sz w:val="16"/>
               </w:rPr>
-              <w:t>The RFEM tonnage is a full rebuild, not our lifted-roof / ground-supported scheme (see Clarification). Is the lift possible? Does $6,000/TON apply to the built-up plate columns?</w:t>
+              <w:t>Roof is settled as a rebuild. Please price off the VE1 takeoff: 997 short tons (lb column, not tonnes), with the 202 tons of built-up plate columns at their own rate. Then VE2.</w:t>
+            </w:r>
+          </w:p>
+        </w:tc>
+      </w:tr>
+      <w:tr>
+        <w:tc>
+          <w:tcPr>
+            <w:tcW w:type="dxa" w:w="403"/>
+          </w:tcPr>
+          <w:p>
+            <w:pPr>
+              <w:spacing w:after="0" w:before="0"/>
+            </w:pPr>
+            <w:r>
+              <w:rPr>
+                <w:b/>
+                <w:color w:val="1F3864"/>
+                <w:sz w:val="16"/>
+              </w:rPr>
+              <w:t>11</w:t>
+            </w:r>
+          </w:p>
+        </w:tc>
+        <w:tc>
+          <w:tcPr>
+            <w:tcW w:type="dxa" w:w="1512"/>
+          </w:tcPr>
+          <w:p>
+            <w:pPr>
+              <w:spacing w:after="0" w:before="0"/>
+            </w:pPr>
+            <w:r>
+              <w:rPr>
+                <w:b/>
+                <w:color w:val="1F3864"/>
+                <w:sz w:val="16"/>
+              </w:rPr>
+              <w:t>033000 / 061000 / 064000 / 078100 / 081000 / 084100 / 088000 / 092300 / 096000 / 096050</w:t>
+            </w:r>
+          </w:p>
+        </w:tc>
+        <w:tc>
+          <w:tcPr>
+            <w:tcW w:type="dxa" w:w="3384"/>
+          </w:tcPr>
+          <w:p>
+            <w:pPr>
+              <w:spacing w:after="0" w:before="0"/>
+            </w:pPr>
+            <w:r>
+              <w:rPr>
+                <w:i/>
+                <w:color w:val="595959"/>
+                <w:sz w:val="16"/>
+              </w:rPr>
+              <w:t>Concrete, rough carpentry, millwork, fireproofing, doors, storefront, glazing, tile, flooring, floor prep</w:t>
+            </w:r>
+          </w:p>
+        </w:tc>
+        <w:tc>
+          <w:tcPr>
+            <w:tcW w:type="dxa" w:w="5328"/>
+          </w:tcPr>
+          <w:p>
+            <w:pPr>
+              <w:spacing w:after="0" w:before="0"/>
+            </w:pPr>
+            <w:r>
+              <w:rPr>
+                <w:sz w:val="16"/>
+              </w:rPr>
+              <w:t>Please confirm each is fully priced and send the lines.</w:t>
             </w:r>
           </w:p>
         </w:tc>
@@ -1042,78 +1042,6 @@
                 <w:sz w:val="16"/>
               </w:rPr>
               <w:t>12</w:t>
-            </w:r>
-          </w:p>
-        </w:tc>
-        <w:tc>
-          <w:tcPr>
-            <w:tcW w:type="dxa" w:w="1512"/>
-          </w:tcPr>
-          <w:p>
-            <w:pPr>
-              <w:spacing w:after="0" w:before="0"/>
-            </w:pPr>
-            <w:r>
-              <w:rPr>
-                <w:b/>
-                <w:color w:val="1F3864"/>
-                <w:sz w:val="16"/>
-              </w:rPr>
-              <w:t>064000 / 078100 / 081000 / 084100 / 088000 / 092300</w:t>
-            </w:r>
-          </w:p>
-        </w:tc>
-        <w:tc>
-          <w:tcPr>
-            <w:tcW w:type="dxa" w:w="3384"/>
-          </w:tcPr>
-          <w:p>
-            <w:pPr>
-              <w:spacing w:after="0" w:before="0"/>
-            </w:pPr>
-            <w:r>
-              <w:rPr>
-                <w:i/>
-                <w:color w:val="595959"/>
-                <w:sz w:val="16"/>
-              </w:rPr>
-              <w:t>Millwork, Fireproofing, Doors, Storefront, Glazing, Tile — all at zero</w:t>
-            </w:r>
-          </w:p>
-        </w:tc>
-        <w:tc>
-          <w:tcPr>
-            <w:tcW w:type="dxa" w:w="5328"/>
-          </w:tcPr>
-          <w:p>
-            <w:pPr>
-              <w:spacing w:after="0" w:before="0"/>
-            </w:pPr>
-            <w:r>
-              <w:rPr>
-                <w:sz w:val="16"/>
-              </w:rPr>
-              <w:t>When are these priced?</w:t>
-            </w:r>
-          </w:p>
-        </w:tc>
-      </w:tr>
-      <w:tr>
-        <w:tc>
-          <w:tcPr>
-            <w:tcW w:type="dxa" w:w="403"/>
-          </w:tcPr>
-          <w:p>
-            <w:pPr>
-              <w:spacing w:after="0" w:before="0"/>
-            </w:pPr>
-            <w:r>
-              <w:rPr>
-                <w:b/>
-                <w:color w:val="1F3864"/>
-                <w:sz w:val="16"/>
-              </w:rPr>
-              <w:t>13</w:t>
             </w:r>
           </w:p>
         </w:tc>
@@ -1165,7 +1093,79 @@
               <w:rPr>
                 <w:sz w:val="16"/>
               </w:rPr>
-              <w:t>Priced on load or on area? Can we see tonnage?</w:t>
+              <w:t>Please re-cut from load: plant per ton, air side per CFM, $/SF as a check only. Highland Rev 1 gives about 976 tons and 280,000 CFM.</w:t>
+            </w:r>
+          </w:p>
+        </w:tc>
+      </w:tr>
+      <w:tr>
+        <w:tc>
+          <w:tcPr>
+            <w:tcW w:type="dxa" w:w="403"/>
+          </w:tcPr>
+          <w:p>
+            <w:pPr>
+              <w:spacing w:after="0" w:before="0"/>
+            </w:pPr>
+            <w:r>
+              <w:rPr>
+                <w:b/>
+                <w:color w:val="1F3864"/>
+                <w:sz w:val="16"/>
+              </w:rPr>
+              <w:t>13</w:t>
+            </w:r>
+          </w:p>
+        </w:tc>
+        <w:tc>
+          <w:tcPr>
+            <w:tcW w:type="dxa" w:w="1512"/>
+          </w:tcPr>
+          <w:p>
+            <w:pPr>
+              <w:spacing w:after="0" w:before="0"/>
+            </w:pPr>
+            <w:r>
+              <w:rPr>
+                <w:b/>
+                <w:color w:val="1F3864"/>
+                <w:sz w:val="16"/>
+              </w:rPr>
+              <w:t>260000 / FF&amp;E 310</w:t>
+            </w:r>
+          </w:p>
+        </w:tc>
+        <w:tc>
+          <w:tcPr>
+            <w:tcW w:type="dxa" w:w="3384"/>
+          </w:tcPr>
+          <w:p>
+            <w:pPr>
+              <w:spacing w:after="0" w:before="0"/>
+            </w:pPr>
+            <w:r>
+              <w:rPr>
+                <w:i/>
+                <w:color w:val="595959"/>
+                <w:sz w:val="16"/>
+              </w:rPr>
+              <w:t>I/O lighting package $1,631,436 / Architectural &amp; Exterior Lighting $1,750,000</w:t>
+            </w:r>
+          </w:p>
+        </w:tc>
+        <w:tc>
+          <w:tcPr>
+            <w:tcW w:type="dxa" w:w="5328"/>
+          </w:tcPr>
+          <w:p>
+            <w:pPr>
+              <w:spacing w:after="0" w:before="0"/>
+            </w:pPr>
+            <w:r>
+              <w:rPr>
+                <w:sz w:val="16"/>
+              </w:rPr>
+              <w:t>House lighting and show lighting. Please relabel both, and check the show package against the $520,000 performance-lighting line in FF&amp;E.</w:t>
             </w:r>
           </w:p>
         </w:tc>
@@ -1186,91 +1186,6 @@
                 <w:sz w:val="16"/>
               </w:rPr>
               <w:t>14</w:t>
-            </w:r>
-          </w:p>
-        </w:tc>
-        <w:tc>
-          <w:tcPr>
-            <w:tcW w:type="dxa" w:w="1512"/>
-          </w:tcPr>
-          <w:p>
-            <w:pPr>
-              <w:spacing w:after="0" w:before="0"/>
-            </w:pPr>
-            <w:r>
-              <w:rPr>
-                <w:b/>
-                <w:color w:val="1F3864"/>
-                <w:sz w:val="16"/>
-              </w:rPr>
-              <w:t>260000</w:t>
-            </w:r>
-          </w:p>
-        </w:tc>
-        <w:tc>
-          <w:tcPr>
-            <w:tcW w:type="dxa" w:w="3384"/>
-          </w:tcPr>
-          <w:p>
-            <w:pPr>
-              <w:spacing w:after="0" w:before="0"/>
-            </w:pPr>
-            <w:r>
-              <w:rPr>
-                <w:i/>
-                <w:color w:val="595959"/>
-                <w:sz w:val="16"/>
-              </w:rPr>
-              <w:t>I/O lighting package throughout — provided by others — $1,631,436</w:t>
-            </w:r>
-          </w:p>
-        </w:tc>
-        <w:tc>
-          <w:tcPr>
-            <w:tcW w:type="dxa" w:w="5328"/>
-          </w:tcPr>
-          <w:p>
-            <w:pPr>
-              <w:spacing w:after="0" w:before="0"/>
-            </w:pPr>
-            <w:r>
-              <w:rPr>
-                <w:sz w:val="16"/>
-              </w:rPr>
-              <w:t xml:space="preserve">FF&amp;E line 310 carries </w:t>
-            </w:r>
-            <w:r>
-              <w:rPr>
-                <w:i/>
-                <w:sz w:val="16"/>
-              </w:rPr>
-              <w:t>Architectural &amp; Exterior Lighting $1,750,000</w:t>
-            </w:r>
-            <w:r>
-              <w:rPr>
-                <w:sz w:val="16"/>
-              </w:rPr>
-              <w:t>. Which of the two survives?</w:t>
-            </w:r>
-          </w:p>
-        </w:tc>
-      </w:tr>
-      <w:tr>
-        <w:tc>
-          <w:tcPr>
-            <w:tcW w:type="dxa" w:w="403"/>
-          </w:tcPr>
-          <w:p>
-            <w:pPr>
-              <w:spacing w:after="0" w:before="0"/>
-            </w:pPr>
-            <w:r>
-              <w:rPr>
-                <w:b/>
-                <w:color w:val="1F3864"/>
-                <w:sz w:val="16"/>
-              </w:rPr>
-              <w:t>15</w:t>
             </w:r>
           </w:p>
         </w:tc>
@@ -1322,7 +1237,7 @@
               <w:rPr>
                 <w:sz w:val="16"/>
               </w:rPr>
-              <w:t>Is 2,000 the intended count?</w:t>
+              <w:t>Please propose a count and spec. We hold 750 @ $350 as a placeholder.</w:t>
             </w:r>
           </w:p>
         </w:tc>
@@ -1342,7 +1257,7 @@
                 <w:color w:val="1F3864"/>
                 <w:sz w:val="16"/>
               </w:rPr>
-              <w:t>16</w:t>
+              <w:t>15</w:t>
             </w:r>
           </w:p>
         </w:tc>
@@ -1394,79 +1309,7 @@
               <w:rPr>
                 <w:sz w:val="16"/>
               </w:rPr>
-              <w:t>Can we see the code fixture calculation?</w:t>
-            </w:r>
-          </w:p>
-        </w:tc>
-      </w:tr>
-      <w:tr>
-        <w:tc>
-          <w:tcPr>
-            <w:tcW w:type="dxa" w:w="403"/>
-          </w:tcPr>
-          <w:p>
-            <w:pPr>
-              <w:spacing w:after="0" w:before="0"/>
-            </w:pPr>
-            <w:r>
-              <w:rPr>
-                <w:b/>
-                <w:color w:val="1F3864"/>
-                <w:sz w:val="16"/>
-              </w:rPr>
-              <w:t>17</w:t>
-            </w:r>
-          </w:p>
-        </w:tc>
-        <w:tc>
-          <w:tcPr>
-            <w:tcW w:type="dxa" w:w="1512"/>
-          </w:tcPr>
-          <w:p>
-            <w:pPr>
-              <w:spacing w:after="0" w:before="0"/>
-            </w:pPr>
-            <w:r>
-              <w:rPr>
-                <w:b/>
-                <w:color w:val="1F3864"/>
-                <w:sz w:val="16"/>
-              </w:rPr>
-              <w:t>024100-19</w:t>
-            </w:r>
-          </w:p>
-        </w:tc>
-        <w:tc>
-          <w:tcPr>
-            <w:tcW w:type="dxa" w:w="3384"/>
-          </w:tcPr>
-          <w:p>
-            <w:pPr>
-              <w:spacing w:after="0" w:before="0"/>
-            </w:pPr>
-            <w:r>
-              <w:rPr>
-                <w:i/>
-                <w:color w:val="595959"/>
-                <w:sz w:val="16"/>
-              </w:rPr>
-              <w:t>Demo Pre-cast concrete roof — 74,000 SF @ $8</w:t>
-            </w:r>
-          </w:p>
-        </w:tc>
-        <w:tc>
-          <w:tcPr>
-            <w:tcW w:type="dxa" w:w="5328"/>
-          </w:tcPr>
-          <w:p>
-            <w:pPr>
-              <w:spacing w:after="0" w:before="0"/>
-            </w:pPr>
-            <w:r>
-              <w:rPr>
-                <w:sz w:val="16"/>
-              </w:rPr>
-              <w:t>Is the existing roof confirmed as pre-cast concrete?</w:t>
+              <w:t>Code A-1/A-2 count is 168 WC, 51 urinals, 156 lavatories (M 60/51/78, F 108/–/78). Please tie to that; Nate will attach the calculation.</w:t>
             </w:r>
           </w:p>
         </w:tc>
@@ -1508,7 +1351,7 @@
                 <w:color w:val="1F3864"/>
                 <w:sz w:val="16"/>
               </w:rPr>
-              <w:t>18</w:t>
+              <w:t>16</w:t>
             </w:r>
           </w:p>
         </w:tc>
@@ -1560,7 +1403,7 @@
               <w:rPr>
                 <w:sz w:val="16"/>
               </w:rPr>
-              <w:t>Where does the rate come from, and has the roof been sampled?</w:t>
+              <w:t>Roof is sampled positive. Please scope abatement to the area the rebuild disturbs (roughly half) and have EMS confirm.</w:t>
             </w:r>
           </w:p>
         </w:tc>
@@ -1580,7 +1423,7 @@
                 <w:color w:val="1F3864"/>
                 <w:sz w:val="16"/>
               </w:rPr>
-              <w:t>19</w:t>
+              <w:t>17</w:t>
             </w:r>
           </w:p>
         </w:tc>
@@ -1632,7 +1475,7 @@
               <w:rPr>
                 <w:sz w:val="16"/>
               </w:rPr>
-              <w:t>Are the SLA, cabaret and theater-classification filings inside the feasibility study already spent?</w:t>
+              <w:t>Already spent inside the feasibility study. Please strip the line rather than carry $0 with a note.</w:t>
             </w:r>
           </w:p>
         </w:tc>
@@ -1652,7 +1495,7 @@
                 <w:color w:val="1F3864"/>
                 <w:sz w:val="16"/>
               </w:rPr>
-              <w:t>20</w:t>
+              <w:t>18</w:t>
             </w:r>
           </w:p>
         </w:tc>
@@ -1704,7 +1547,7 @@
               <w:rPr>
                 <w:sz w:val="16"/>
               </w:rPr>
-              <w:t>Inside the 9%? Can your broker quote them separately, and quote an owner-controlled programme?</w:t>
+              <w:t>Please quote both ways: inside the 9%, and as an owner-controlled programme.</w:t>
             </w:r>
           </w:p>
         </w:tc>
@@ -1746,7 +1589,7 @@
                 <w:color w:val="1F3864"/>
                 <w:sz w:val="16"/>
               </w:rPr>
-              <w:t>21</w:t>
+              <w:t>19</w:t>
             </w:r>
           </w:p>
         </w:tc>
@@ -1798,7 +1641,7 @@
               <w:rPr>
                 <w:sz w:val="16"/>
               </w:rPr>
-              <w:t>Where do you think we can cut, and what is each cut worth? Please list them with the line references and the all-in value, so we can decide together which ones to take.</w:t>
+              <w:t>Where do you think we can cut, and what is each cut worth? Line references and all-in value, please.</w:t>
             </w:r>
           </w:p>
         </w:tc>
@@ -1819,7 +1662,7 @@
           <w:color w:val="1F3864"/>
           <w:sz w:val="34"/>
         </w:rPr>
-        <w:t>165 Randolph Ave — “The BLOCK”</w:t>
+        <w:t>165 Randolph St — “The BLOCK”</w:t>
       </w:r>
     </w:p>
     <w:p>
@@ -1843,7 +1686,7 @@
           <w:color w:val="595959"/>
           <w:sz w:val="17"/>
         </w:rPr>
-        <w:t xml:space="preserve">To: Thomas · cc: Nate (Wake)  —  From: Matthew Teper  —  17 September 2026   ·   </w:t>
+        <w:t xml:space="preserve">To: Thomas · cc: Nate (Wake), Eric (EBC)  —  From: Matthew Teper  —  17 September 2026, for the 18 September meeting   ·   </w:t>
       </w:r>
       <w:r>
         <w:rPr>
@@ -1860,7 +1703,7 @@
           <w:color w:val="595959"/>
           <w:sz w:val="18"/>
         </w:rPr>
-        <w:t>What we would like to do to bring the number down, in the order it is worth doing. Where an item is yours to action, it is written as an ask.</w:t>
+        <w:t>What we would like to do to bring the number down, in the order it is worth doing. Where an item is yours to action it is written as an ask. EBC’s positions of 17 September are reflected.</w:t>
       </w:r>
     </w:p>
     <w:tbl>
@@ -1964,7 +1807,7 @@
                 <w:b/>
                 <w:sz w:val="16"/>
               </w:rPr>
-              <w:t>Fix the four workbook items</w:t>
+              <w:t>Restate the contingency formula</w:t>
             </w:r>
           </w:p>
         </w:tc>
@@ -1997,20 +1840,20 @@
               <w:rPr>
                 <w:sz w:val="16"/>
               </w:rPr>
-              <w:t xml:space="preserve">Contingency to its labelled base; general conditions in one place; delete the duplicated lighting package; reconcile the sidewalk bridge to its own backup. About </w:t>
+              <w:t xml:space="preserve">D67 to its labelled base, and a decision on which contingency stays. About </w:t>
             </w:r>
             <w:r>
               <w:rPr>
                 <w:b/>
                 <w:sz w:val="16"/>
               </w:rPr>
-              <w:t>$11.8M</w:t>
+              <w:t>$6.59M</w:t>
             </w:r>
             <w:r>
               <w:rPr>
                 <w:sz w:val="16"/>
               </w:rPr>
-              <w:t xml:space="preserve"> all-in and none of it is a re-estimate.</w:t>
+              <w:t xml:space="preserve"> all-in, and it is a formula change, not a re-estimate.</w:t>
             </w:r>
           </w:p>
         </w:tc>
@@ -2030,6 +1873,88 @@
                 <w:sz w:val="16"/>
               </w:rPr>
               <w:t>2</w:t>
+            </w:r>
+          </w:p>
+        </w:tc>
+        <w:tc>
+          <w:tcPr>
+            <w:tcW w:type="dxa" w:w="2448"/>
+          </w:tcPr>
+          <w:p>
+            <w:pPr>
+              <w:spacing w:after="0" w:before="0"/>
+            </w:pPr>
+            <w:r>
+              <w:rPr>
+                <w:b/>
+                <w:sz w:val="16"/>
+              </w:rPr>
+              <w:t>Reconcile the sidewalk bridge to 770 LF</w:t>
+            </w:r>
+          </w:p>
+        </w:tc>
+        <w:tc>
+          <w:tcPr>
+            <w:tcW w:type="dxa" w:w="1440"/>
+          </w:tcPr>
+          <w:p>
+            <w:pPr>
+              <w:spacing w:after="0" w:before="0"/>
+            </w:pPr>
+            <w:r>
+              <w:rPr>
+                <w:color w:val="595959"/>
+                <w:sz w:val="16"/>
+              </w:rPr>
+              <w:t>Thomas</w:t>
+            </w:r>
+          </w:p>
+        </w:tc>
+        <w:tc>
+          <w:tcPr>
+            <w:tcW w:type="dxa" w:w="6048"/>
+          </w:tcPr>
+          <w:p>
+            <w:pPr>
+              <w:spacing w:after="0" w:before="0"/>
+            </w:pPr>
+            <w:r>
+              <w:rPr>
+                <w:sz w:val="16"/>
+              </w:rPr>
+              <w:t xml:space="preserve">Your own backup at the real frontage is $2,411,800 against the $4,000,000 lump. About </w:t>
+            </w:r>
+            <w:r>
+              <w:rPr>
+                <w:b/>
+                <w:sz w:val="16"/>
+              </w:rPr>
+              <w:t>$2.09M</w:t>
+            </w:r>
+            <w:r>
+              <w:rPr>
+                <w:sz w:val="16"/>
+              </w:rPr>
+              <w:t xml:space="preserve"> all-in.</w:t>
+            </w:r>
+          </w:p>
+        </w:tc>
+      </w:tr>
+      <w:tr>
+        <w:tc>
+          <w:tcPr>
+            <w:tcW w:type="dxa" w:w="432"/>
+          </w:tcPr>
+          <w:p>
+            <w:pPr>
+              <w:spacing w:after="0" w:before="0"/>
+            </w:pPr>
+            <w:r>
+              <w:rPr>
+                <w:b/>
+                <w:sz w:val="16"/>
+              </w:rPr>
+              <w:t>3</w:t>
             </w:r>
           </w:p>
         </w:tc>
@@ -2105,7 +2030,7 @@
               <w:rPr>
                 <w:sz w:val="16"/>
               </w:rPr>
-              <w:t xml:space="preserve">, not charged on general conditions or unpriced scope. Insurance as an actual broker premium, with an </w:t>
+              <w:t xml:space="preserve"> — on the work including unpriced scope, but not on general conditions. Insurance quoted both ways, including an </w:t>
             </w:r>
             <w:r>
               <w:rPr>
@@ -2118,7 +2043,7 @@
               <w:rPr>
                 <w:sz w:val="16"/>
               </w:rPr>
-              <w:t xml:space="preserve"> quoted alongside. One owner-held contingency. Please have your broker price it both ways.</w:t>
+              <w:t>. One owner-held contingency.</w:t>
             </w:r>
           </w:p>
         </w:tc>
@@ -2137,7 +2062,7 @@
                 <w:b/>
                 <w:sz w:val="16"/>
               </w:rPr>
-              <w:t>3</w:t>
+              <w:t>4</w:t>
             </w:r>
           </w:p>
         </w:tc>
@@ -2194,7 +2119,7 @@
                 <w:b/>
                 <w:sz w:val="16"/>
               </w:rPr>
-              <w:t>$5–12M.</w:t>
+              <w:t>$5—12M.</w:t>
             </w:r>
           </w:p>
         </w:tc>
@@ -2213,7 +2138,7 @@
                 <w:b/>
                 <w:sz w:val="16"/>
               </w:rPr>
-              <w:t>4</w:t>
+              <w:t>5</w:t>
             </w:r>
           </w:p>
         </w:tc>
@@ -2230,7 +2155,7 @@
                 <w:b/>
                 <w:sz w:val="16"/>
               </w:rPr>
-              <w:t>Second value-engineering pass on the structure</w:t>
+              <w:t>Price 055100 off the takeoff, then VE2</w:t>
             </w:r>
           </w:p>
         </w:tc>
@@ -2263,14 +2188,14 @@
               <w:rPr>
                 <w:sz w:val="16"/>
               </w:rPr>
-              <w:t xml:space="preserve">VE1 already took 533,871 lb out of Rev 43 (21%) with no loss of programme. Ask for VE2 now the scheme is stable. </w:t>
+              <w:t xml:space="preserve">997 short tons with the 202 tons of built-up plate columns priced separately. VE1 already took 21% out of Rev 43 with no loss of programme; ask for VE2 now the scheme is stable. </w:t>
             </w:r>
             <w:r>
               <w:rPr>
                 <w:b/>
                 <w:sz w:val="16"/>
               </w:rPr>
-              <w:t>$1–3M.</w:t>
+              <w:t>$1—3M.</w:t>
             </w:r>
           </w:p>
         </w:tc>
@@ -2289,7 +2214,7 @@
                 <w:b/>
                 <w:sz w:val="16"/>
               </w:rPr>
-              <w:t>5</w:t>
+              <w:t>6</w:t>
             </w:r>
           </w:p>
         </w:tc>
@@ -2346,76 +2271,7 @@
                 <w:b/>
                 <w:sz w:val="16"/>
               </w:rPr>
-              <w:t>$1–3M.</w:t>
-            </w:r>
-          </w:p>
-        </w:tc>
-      </w:tr>
-      <w:tr>
-        <w:tc>
-          <w:tcPr>
-            <w:tcW w:type="dxa" w:w="432"/>
-          </w:tcPr>
-          <w:p>
-            <w:pPr>
-              <w:spacing w:after="0" w:before="0"/>
-            </w:pPr>
-            <w:r>
-              <w:rPr>
-                <w:b/>
-                <w:sz w:val="16"/>
-              </w:rPr>
-              <w:t>6</w:t>
-            </w:r>
-          </w:p>
-        </w:tc>
-        <w:tc>
-          <w:tcPr>
-            <w:tcW w:type="dxa" w:w="2448"/>
-          </w:tcPr>
-          <w:p>
-            <w:pPr>
-              <w:spacing w:after="0" w:before="0"/>
-            </w:pPr>
-            <w:r>
-              <w:rPr>
-                <w:b/>
-                <w:sz w:val="16"/>
-              </w:rPr>
-              <w:t>Test a partial roof lift over the high-roof zone</w:t>
-            </w:r>
-          </w:p>
-        </w:tc>
-        <w:tc>
-          <w:tcPr>
-            <w:tcW w:type="dxa" w:w="1440"/>
-          </w:tcPr>
-          <w:p>
-            <w:pPr>
-              <w:spacing w:after="0" w:before="0"/>
-            </w:pPr>
-            <w:r>
-              <w:rPr>
-                <w:color w:val="595959"/>
-                <w:sz w:val="16"/>
-              </w:rPr>
-              <w:t>Rooflifters + structural</w:t>
-            </w:r>
-          </w:p>
-        </w:tc>
-        <w:tc>
-          <w:tcPr>
-            <w:tcW w:type="dxa" w:w="6048"/>
-          </w:tcPr>
-          <w:p>
-            <w:pPr>
-              <w:spacing w:after="0" w:before="0"/>
-            </w:pPr>
-            <w:r>
-              <w:rPr>
-                <w:sz w:val="16"/>
-              </w:rPr>
-              <w:t>Our scheme keeps the existing roof and lifts it; the stage, production mezzanine and VIP mezzanine stand on their own footings. The RFEM model prices a full rebuild instead. We are only asking whether the lift is possible — starting with what the existing roof is made of. See the Clarification.</w:t>
+              <w:t>$1—3M.</w:t>
             </w:r>
           </w:p>
         </w:tc>
@@ -2435,6 +2291,227 @@
                 <w:sz w:val="16"/>
               </w:rPr>
               <w:t>7</w:t>
+            </w:r>
+          </w:p>
+        </w:tc>
+        <w:tc>
+          <w:tcPr>
+            <w:tcW w:type="dxa" w:w="2448"/>
+          </w:tcPr>
+          <w:p>
+            <w:pPr>
+              <w:spacing w:after="0" w:before="0"/>
+            </w:pPr>
+            <w:r>
+              <w:rPr>
+                <w:b/>
+                <w:sz w:val="16"/>
+              </w:rPr>
+              <w:t>Scope the roof abatement to the work</w:t>
+            </w:r>
+          </w:p>
+        </w:tc>
+        <w:tc>
+          <w:tcPr>
+            <w:tcW w:type="dxa" w:w="1440"/>
+          </w:tcPr>
+          <w:p>
+            <w:pPr>
+              <w:spacing w:after="0" w:before="0"/>
+            </w:pPr>
+            <w:r>
+              <w:rPr>
+                <w:color w:val="595959"/>
+                <w:sz w:val="16"/>
+              </w:rPr>
+              <w:t>EMS + Thomas</w:t>
+            </w:r>
+          </w:p>
+        </w:tc>
+        <w:tc>
+          <w:tcPr>
+            <w:tcW w:type="dxa" w:w="6048"/>
+          </w:tcPr>
+          <w:p>
+            <w:pPr>
+              <w:spacing w:after="0" w:before="0"/>
+            </w:pPr>
+            <w:r>
+              <w:rPr>
+                <w:sz w:val="16"/>
+              </w:rPr>
+              <w:t xml:space="preserve">The roof is positive, but only the membrane the rebuild disturbs needs to come off — roughly half, not 70,000 SF at $21. </w:t>
+            </w:r>
+            <w:r>
+              <w:rPr>
+                <w:b/>
+                <w:sz w:val="16"/>
+              </w:rPr>
+              <w:t>Up to about $0.7M.</w:t>
+            </w:r>
+          </w:p>
+        </w:tc>
+      </w:tr>
+      <w:tr>
+        <w:tc>
+          <w:tcPr>
+            <w:tcW w:type="dxa" w:w="432"/>
+          </w:tcPr>
+          <w:p>
+            <w:pPr>
+              <w:spacing w:after="0" w:before="0"/>
+            </w:pPr>
+            <w:r>
+              <w:rPr>
+                <w:b/>
+                <w:sz w:val="16"/>
+              </w:rPr>
+              <w:t>8</w:t>
+            </w:r>
+          </w:p>
+        </w:tc>
+        <w:tc>
+          <w:tcPr>
+            <w:tcW w:type="dxa" w:w="2448"/>
+          </w:tcPr>
+          <w:p>
+            <w:pPr>
+              <w:spacing w:after="0" w:before="0"/>
+            </w:pPr>
+            <w:r>
+              <w:rPr>
+                <w:b/>
+                <w:sz w:val="16"/>
+              </w:rPr>
+              <w:t>Re-cut HVAC from load, not area</w:t>
+            </w:r>
+          </w:p>
+        </w:tc>
+        <w:tc>
+          <w:tcPr>
+            <w:tcW w:type="dxa" w:w="1440"/>
+          </w:tcPr>
+          <w:p>
+            <w:pPr>
+              <w:spacing w:after="0" w:before="0"/>
+            </w:pPr>
+            <w:r>
+              <w:rPr>
+                <w:color w:val="595959"/>
+                <w:sz w:val="16"/>
+              </w:rPr>
+              <w:t>Thomas + Highland</w:t>
+            </w:r>
+          </w:p>
+        </w:tc>
+        <w:tc>
+          <w:tcPr>
+            <w:tcW w:type="dxa" w:w="6048"/>
+          </w:tcPr>
+          <w:p>
+            <w:pPr>
+              <w:spacing w:after="0" w:before="0"/>
+            </w:pPr>
+            <w:r>
+              <w:rPr>
+                <w:sz w:val="16"/>
+              </w:rPr>
+              <w:t>Plant per ton, air side per CFM, $/SF as a check only. Highland Rev 1 gives about 976 tons and 280,000 CFM, so this is a re-cut, not new engineering.</w:t>
+            </w:r>
+          </w:p>
+        </w:tc>
+      </w:tr>
+      <w:tr>
+        <w:tc>
+          <w:tcPr>
+            <w:tcW w:type="dxa" w:w="432"/>
+          </w:tcPr>
+          <w:p>
+            <w:pPr>
+              <w:spacing w:after="0" w:before="0"/>
+            </w:pPr>
+            <w:r>
+              <w:rPr>
+                <w:b/>
+                <w:sz w:val="16"/>
+              </w:rPr>
+              <w:t>9</w:t>
+            </w:r>
+          </w:p>
+        </w:tc>
+        <w:tc>
+          <w:tcPr>
+            <w:tcW w:type="dxa" w:w="2448"/>
+          </w:tcPr>
+          <w:p>
+            <w:pPr>
+              <w:spacing w:after="0" w:before="0"/>
+            </w:pPr>
+            <w:r>
+              <w:rPr>
+                <w:b/>
+                <w:sz w:val="16"/>
+              </w:rPr>
+              <w:t>Coat check lockers — count and spec</w:t>
+            </w:r>
+          </w:p>
+        </w:tc>
+        <w:tc>
+          <w:tcPr>
+            <w:tcW w:type="dxa" w:w="1440"/>
+          </w:tcPr>
+          <w:p>
+            <w:pPr>
+              <w:spacing w:after="0" w:before="0"/>
+            </w:pPr>
+            <w:r>
+              <w:rPr>
+                <w:color w:val="595959"/>
+                <w:sz w:val="16"/>
+              </w:rPr>
+              <w:t>Thomas</w:t>
+            </w:r>
+          </w:p>
+        </w:tc>
+        <w:tc>
+          <w:tcPr>
+            <w:tcW w:type="dxa" w:w="6048"/>
+          </w:tcPr>
+          <w:p>
+            <w:pPr>
+              <w:spacing w:after="0" w:before="0"/>
+            </w:pPr>
+            <w:r>
+              <w:rPr>
+                <w:sz w:val="16"/>
+              </w:rPr>
+              <w:t xml:space="preserve">2,000 is not a fixed number. Propose a count and specification against the 750 @ $350 placeholder. </w:t>
+            </w:r>
+            <w:r>
+              <w:rPr>
+                <w:b/>
+                <w:sz w:val="16"/>
+              </w:rPr>
+              <w:t>Swing up to about $0.97M.</w:t>
+            </w:r>
+          </w:p>
+        </w:tc>
+      </w:tr>
+      <w:tr>
+        <w:tc>
+          <w:tcPr>
+            <w:tcW w:type="dxa" w:w="432"/>
+          </w:tcPr>
+          <w:p>
+            <w:pPr>
+              <w:spacing w:after="0" w:before="0"/>
+            </w:pPr>
+            <w:r>
+              <w:rPr>
+                <w:b/>
+                <w:sz w:val="16"/>
+              </w:rPr>
+              <w:t>10</w:t>
             </w:r>
           </w:p>
         </w:tc>
@@ -2516,7 +2593,7 @@
                 <w:b/>
                 <w:sz w:val="16"/>
               </w:rPr>
-              <w:t>8</w:t>
+              <w:t>11</w:t>
             </w:r>
           </w:p>
         </w:tc>
@@ -2573,7 +2650,7 @@
                 <w:b/>
                 <w:sz w:val="16"/>
               </w:rPr>
-              <w:t>$1–2M.</w:t>
+              <w:t>$1—2M.</w:t>
             </w:r>
           </w:p>
         </w:tc>
@@ -2592,7 +2669,7 @@
                 <w:b/>
                 <w:sz w:val="16"/>
               </w:rPr>
-              <w:t>9</w:t>
+              <w:t>12</w:t>
             </w:r>
           </w:p>
         </w:tc>
@@ -2609,7 +2686,7 @@
                 <w:b/>
                 <w:sz w:val="16"/>
               </w:rPr>
-              <w:t>Price the plug honestly, and expect it to rise</w:t>
+              <w:t>Price the plug and expect it to rise</w:t>
             </w:r>
           </w:p>
         </w:tc>
@@ -2642,7 +2719,7 @@
               <w:rPr>
                 <w:sz w:val="16"/>
               </w:rPr>
-              <w:t xml:space="preserve">055100 and 064000 off the takeoff and the test fit. We think D26 goes </w:t>
+              <w:t xml:space="preserve">Send the D26 lines as priced. We expect the number to go </w:t>
             </w:r>
             <w:r>
               <w:rPr>
@@ -2655,7 +2732,7 @@
               <w:rPr>
                 <w:sz w:val="16"/>
               </w:rPr>
-              <w:t xml:space="preserve"> when priced. Better now than at buyout, and it will not be read as your number moving.</w:t>
+              <w:t>, and it will not be read as your number moving.</w:t>
             </w:r>
           </w:p>
         </w:tc>
@@ -2674,7 +2751,7 @@
                 <w:b/>
                 <w:sz w:val="16"/>
               </w:rPr>
-              <w:t>10</w:t>
+              <w:t>13</w:t>
             </w:r>
           </w:p>
         </w:tc>
@@ -2750,7 +2827,7 @@
                 <w:b/>
                 <w:sz w:val="16"/>
               </w:rPr>
-              <w:t>11</w:t>
+              <w:t>14</w:t>
             </w:r>
           </w:p>
         </w:tc>
@@ -2767,7 +2844,7 @@
                 <w:b/>
                 <w:sz w:val="16"/>
               </w:rPr>
-              <w:t>Off-site parking</w:t>
+              <w:t>Correct the parking count</w:t>
             </w:r>
           </w:p>
         </w:tc>
@@ -2784,7 +2861,7 @@
                 <w:color w:val="595959"/>
                 <w:sz w:val="16"/>
               </w:rPr>
-              <w:t>Us</w:t>
+              <w:t>Thomas</w:t>
             </w:r>
           </w:p>
         </w:tc>
@@ -2800,14 +2877,20 @@
               <w:rPr>
                 <w:sz w:val="16"/>
               </w:rPr>
-              <w:t xml:space="preserve">Confirm whether it is in the deal. </w:t>
+              <w:t xml:space="preserve">Off-site parking stays in. D21 reads </w:t>
             </w:r>
             <w:r>
               <w:rPr>
-                <w:b/>
+                <w:rFonts w:ascii="Consolas" w:hAnsi="Consolas"/>
                 <w:sz w:val="16"/>
               </w:rPr>
-              <w:t>$2.26M.</w:t>
+              <w:t>=86*25000</w:t>
+            </w:r>
+            <w:r>
+              <w:rPr>
+                <w:sz w:val="16"/>
+              </w:rPr>
+              <w:t xml:space="preserve"> under a 260-space label; fix whichever is wrong.</w:t>
             </w:r>
           </w:p>
         </w:tc>
@@ -2826,7 +2909,7 @@
                 <w:b/>
                 <w:sz w:val="16"/>
               </w:rPr>
-              <w:t>12</w:t>
+              <w:t>15</w:t>
             </w:r>
           </w:p>
         </w:tc>
@@ -2927,7 +3010,7 @@
         <w:rPr>
           <w:sz w:val="18"/>
         </w:rPr>
-        <w:t xml:space="preserve"> Phase I/II, existing-conditions survey, structural peer review, Rooflifters Stage 3: $435,000 that closes the unknowns contingency is being held against.</w:t>
+        <w:t xml:space="preserve"> Phase I/II environmental, the existing-conditions survey and a structural peer review of the RFEM model. Each closes an unknown that contingency is currently being held against.</w:t>
       </w:r>
     </w:p>
     <w:p>
@@ -2945,7 +3028,7 @@
           <w:color w:val="1F3864"/>
           <w:sz w:val="34"/>
         </w:rPr>
-        <w:t>165 Randolph Ave — “The BLOCK”</w:t>
+        <w:t>165 Randolph St — “The BLOCK”</w:t>
       </w:r>
     </w:p>
     <w:p>
@@ -2969,7 +3052,7 @@
           <w:color w:val="595959"/>
           <w:sz w:val="17"/>
         </w:rPr>
-        <w:t xml:space="preserve">To: Thomas · cc: Nate (Wake)  —  From: Matthew Teper  —  17 September 2026   ·   </w:t>
+        <w:t xml:space="preserve">To: Thomas · cc: Nate (Wake), Eric (EBC)  —  From: Matthew Teper  —  17 September 2026, for the 18 September meeting   ·   </w:t>
       </w:r>
       <w:r>
         <w:rPr>
@@ -3014,7 +3097,7 @@
         <w:rPr>
           <w:sz w:val="19"/>
         </w:rPr>
-        <w:t xml:space="preserve"> — $1,202/SF on the 74,100 SF footprint, or $655/SF on the 135,953 SF the sheet divides by. Our reconstruction of the trade cost ties to your Trade Cost cell to </w:t>
+        <w:t xml:space="preserve"> — $1,202/SF on the 74,100 SF footprint, or $655/SF on the 135,953 SF gross the sheet divides by. Our reconstruction of the trade cost ties to your Trade Cost cell to </w:t>
       </w:r>
       <w:r>
         <w:rPr>
@@ -3027,7 +3110,7 @@
         <w:rPr>
           <w:sz w:val="19"/>
         </w:rPr>
-        <w:t xml:space="preserve"> across 309 line items, so every figure quoted here is from your workbook or from the RFEM takeoff.</w:t>
+        <w:t xml:space="preserve"> across 309 line items, so every figure quoted here is from your workbook, from the RFEM takeoff, or from EBC’s 17 September responses.</w:t>
       </w:r>
     </w:p>
     <w:p>
@@ -3038,20 +3121,33 @@
         <w:rPr>
           <w:sz w:val="19"/>
         </w:rPr>
-        <w:t xml:space="preserve">Five arithmetic items in the workbook account for about </w:t>
+        <w:t xml:space="preserve">After those responses, the firm arithmetic corrections are </w:t>
       </w:r>
       <w:r>
         <w:rPr>
           <w:b/>
           <w:sz w:val="19"/>
         </w:rPr>
-        <w:t>$11.8M</w:t>
+        <w:t>about $8.7M</w:t>
       </w:r>
       <w:r>
         <w:rPr>
           <w:sz w:val="19"/>
         </w:rPr>
-        <w:t xml:space="preserve"> all-in and none of them is a re-estimate. The rest of the difference between us is method and programme, which is what the next two sections are about.</w:t>
+        <w:t xml:space="preserve"> all-in — the contingency formula (about $6.59M) and the sidewalk bridge re-run on 770 LF of real frontage (about $2.09M) — rising to </w:t>
+      </w:r>
+      <w:r>
+        <w:rPr>
+          <w:b/>
+          <w:sz w:val="19"/>
+        </w:rPr>
+        <w:t>about $9.7M</w:t>
+      </w:r>
+      <w:r>
+        <w:rPr>
+          <w:sz w:val="19"/>
+        </w:rPr>
+        <w:t xml:space="preserve"> if the coat-check lockers land at 750. Neither is a re-estimate. The rest of the difference between us is programme and method, which the next sections cover.</w:t>
       </w:r>
     </w:p>
     <w:p>
@@ -3064,7 +3160,7 @@
           <w:color w:val="1F3864"/>
           <w:sz w:val="25"/>
         </w:rPr>
-        <w:t>Can we do a roof lift? — and what the steel takeoff actually prices</w:t>
+        <w:t>What EBC’s responses settled</w:t>
       </w:r>
     </w:p>
     <w:p>
@@ -3076,39 +3172,26 @@
           <w:b/>
           <w:sz w:val="19"/>
         </w:rPr>
-        <w:t>Our scheme, stated plainly.</w:t>
+        <w:t>The roof.</w:t>
       </w:r>
       <w:r>
         <w:rPr>
           <w:sz w:val="19"/>
         </w:rPr>
-        <w:t xml:space="preserve"> Keep the existing roof and lift it to the target clear height on the lifter’s towers, extending the columns beneath and cladding the new band. Build the stage on its own footings poured into the slab. Build the </w:t>
+        <w:t xml:space="preserve"> It is precast concrete panels on the original steel frame, with zones of composite metal deck where it was replaced or infilled (KBN’s 6/2 field verification sketch; visible in the walkthrough photos), and it has been sampled and is positive for asbestos. That closes the roof-lift question we raised: a precast, asbestos-positive roof is not a lift candidate. </w:t>
       </w:r>
       <w:r>
         <w:rPr>
           <w:b/>
           <w:sz w:val="19"/>
         </w:rPr>
-        <w:t>production mezzanine</w:t>
+        <w:t>We adopt the rebuild the RFEM model prices.</w:t>
       </w:r>
       <w:r>
         <w:rPr>
           <w:sz w:val="19"/>
         </w:rPr>
-        <w:t xml:space="preserve"> and the </w:t>
-      </w:r>
-      <w:r>
-        <w:rPr>
-          <w:b/>
-          <w:sz w:val="19"/>
-        </w:rPr>
-        <w:t>VIP mezzanine</w:t>
-      </w:r>
-      <w:r>
-        <w:rPr>
-          <w:sz w:val="19"/>
-        </w:rPr>
-        <w:t xml:space="preserve"> from the ground up on their own footings inside the envelope. Nothing hangs from the building. The roof carries weather, snow and itself, and nothing else — all production and rigging load goes through the stage and tower structure straight into the ground.</w:t>
+        <w:t xml:space="preserve"> The reasoning that led us to ask is kept below for the record; the question itself is closed.</w:t>
       </w:r>
     </w:p>
     <w:p>
@@ -3120,52 +3203,13 @@
           <w:b/>
           <w:sz w:val="19"/>
         </w:rPr>
-        <w:t>The RFEM model (Rev 38, VE1) does not model that scheme.</w:t>
+        <w:t>135,953 SF has a source.</w:t>
       </w:r>
       <w:r>
         <w:rPr>
           <w:sz w:val="19"/>
         </w:rPr>
-        <w:t xml:space="preserve"> We read this off the member geometry, not off anybody’s description of it, and every number is reproducible from the Member Detail sheet: 124 of the 243 column members start at or below +2 ft — 450,114 lb, 62.4% of all column steel — which is a new full-height column off the slab, not an extension. Only 25 members start at the +20 ft existing roof line. All 517 truss members are phase NEW, between +56.5 and +64.5 ft. The level </w:t>
-      </w:r>
-      <w:r>
-        <w:rPr>
-          <w:i/>
-          <w:sz w:val="19"/>
-        </w:rPr>
-        <w:t>Existing Roof / Lower (+20 ft and below)</w:t>
-      </w:r>
-      <w:r>
-        <w:rPr>
-          <w:sz w:val="19"/>
-        </w:rPr>
-        <w:t xml:space="preserve"> carries </w:t>
-      </w:r>
-      <w:r>
-        <w:rPr>
-          <w:b/>
-          <w:sz w:val="19"/>
-        </w:rPr>
-        <w:t>zero</w:t>
-      </w:r>
-      <w:r>
-        <w:rPr>
-          <w:sz w:val="19"/>
-        </w:rPr>
-        <w:t xml:space="preserve"> members. The words lift, jack, shore, temporary, splice and underpin appear nowhere in 8,658 rows. The model also carries a 32,942 SF mezzanine at +20 ft and 13,077 SF of tiered seating of its own, plus a 26,389 SF </w:t>
-      </w:r>
-      <w:r>
-        <w:rPr>
-          <w:b/>
-          <w:sz w:val="19"/>
-        </w:rPr>
-        <w:t>occupied terrace</w:t>
-      </w:r>
-      <w:r>
-        <w:rPr>
-          <w:sz w:val="19"/>
-        </w:rPr>
-        <w:t xml:space="preserve"> at +45 ft 7 in — none of which is the production or VIP mezzanine we specified.</w:t>
+        <w:t xml:space="preserve"> Cellar 3,500 + first floor 69,722 + second floor 53,379 + roof level 9,352 = 135,953 SF, per the PD-04 set. We withdraw the challenge entirely. What remains is a labelling request — state the basis on the sheet and show $/SF on the 74,100 SF footprint alongside, because that is the number market comparisons use.</w:t>
       </w:r>
     </w:p>
     <w:p>
@@ -3177,13 +3221,13 @@
           <w:b/>
           <w:sz w:val="19"/>
         </w:rPr>
-        <w:t>So the 997.2 short tons is the tonnage of a full rebuild.</w:t>
+        <w:t>General conditions and division 013000 are not the same function.</w:t>
       </w:r>
       <w:r>
         <w:rPr>
           <w:sz w:val="19"/>
         </w:rPr>
-        <w:t xml:space="preserve"> New full-height columns, a new trussed roof at +64 ft 6 in, an occupied terrace, and the model’s own mezzanine and seating. It is not the tonnage of a lifted roof with ground-supported stage and mezzanines, and it should not be priced as though it were. The two schemes do not share a steel schedule: ours is a lifter’s contract plus column extensions plus the new wall band, with the stage, production mezzanine and VIP mezzanine priced as their own ground-up structures; the model’s is 997 tons of new frame. Applying $6,000/TON to 997 tons answers a question about a building we have not asked for.</w:t>
+        <w:t xml:space="preserve"> 013000 is project requirements — BIM, reprographics, site office, field technology, signage, security, the safety plan, toilets, clean-up, protection, project labor, rubbish and final clean. The General Conditions tab is staffing. We withdraw the duplication finding and the $2.6M attached to it. Project Labor at $2,000,000 as one lump still needs a crew, rate and duration.</w:t>
       </w:r>
     </w:p>
     <w:p>
@@ -3195,26 +3239,13 @@
           <w:b/>
           <w:sz w:val="19"/>
         </w:rPr>
-        <w:t>What we are asking is simpler than a re-price: is it possible?</w:t>
+        <w:t>The two lighting lines are not a duplicate.</w:t>
       </w:r>
       <w:r>
         <w:rPr>
           <w:sz w:val="19"/>
         </w:rPr>
-        <w:t xml:space="preserve"> (1) Can the existing roof be lifted — in whole or in part — to the target clear height, with the stage, production mezzanine and VIP mezzanine standing on their own footings beneath it? (2) What is the existing roof made of? Line 024100-19 demolishes </w:t>
-      </w:r>
-      <w:r>
-        <w:rPr>
-          <w:i/>
-          <w:sz w:val="19"/>
-        </w:rPr>
-        <w:t>74,000 SF of pre-cast concrete roof</w:t>
-      </w:r>
-      <w:r>
-        <w:rPr>
-          <w:sz w:val="19"/>
-        </w:rPr>
-        <w:t>, and a pre-cast plank roof is a far worse lift candidate than a steel-framed one; this one answer may settle the question on its own. (3) Will the structural engineer look at the lift as a scheme, rather than as a variation on the rebuild? (4) We will commission Rooflifters’ Stage 3 analysis — tell us what to hand them. We are not asking anyone to re-run tonnage or re-price anything until the answer to (1) is yes.</w:t>
+        <w:t xml:space="preserve"> One is house lighting, the other is show lighting. We withdraw that finding and the $2.2M attached to it. Both lines stay; the ask is to relabel them so the scopes are unambiguous and to check the show package against the separate $520,000 performance-lighting line in FF&amp;E.</w:t>
       </w:r>
     </w:p>
     <w:p>
@@ -3226,26 +3257,13 @@
           <w:b/>
           <w:sz w:val="19"/>
         </w:rPr>
-        <w:t>The middle option: a partial lift.</w:t>
+        <w:t>Off-site parking is in the deal.</w:t>
       </w:r>
       <w:r>
         <w:rPr>
           <w:sz w:val="19"/>
         </w:rPr>
-        <w:t xml:space="preserve"> If the whole roof cannot be lifted, the </w:t>
-      </w:r>
-      <w:r>
-        <w:rPr>
-          <w:b/>
-          <w:sz w:val="19"/>
-        </w:rPr>
-        <w:t>27,393 SF high-roof zone</w:t>
-      </w:r>
-      <w:r>
-        <w:rPr>
-          <w:sz w:val="19"/>
-        </w:rPr>
-        <w:t xml:space="preserve"> over the house is one clear-span plane with nothing stacked on it, and it is the zone where our ground-supported structure asks nothing of the roof. The terrace zone, if it survives the programme decision, is a floor with people on it and is a rebuild regardless. A partial lift would need the existing roof to survive being cut free and jacked, to carry snow and drift at the new height, and to meet a rebuilt terrace and lower roof at two new structural interfaces. Those are questions for the structural engineer, and we would rather ask them in two weeks than carry them into DD.</w:t>
+        <w:t xml:space="preserve"> The $2.26M line stays; only the 86-versus-260 space count needs correcting.</w:t>
       </w:r>
     </w:p>
     <w:p>
@@ -3257,13 +3275,13 @@
           <w:b/>
           <w:sz w:val="19"/>
         </w:rPr>
-        <w:t>What a lift does and does not save.</w:t>
+        <w:t>The sidewalk.</w:t>
       </w:r>
       <w:r>
         <w:rPr>
           <w:sz w:val="19"/>
         </w:rPr>
-        <w:t xml:space="preserve"> Three things worth being clear about so nobody expects the wrong result. First, the ground-up stage and VIP decking do not by themselves take steel out of the roof — the model already assumes the roof carries no rigging, which is why the high roof is only 8.65 lb/SF, and our ground-supported structure is the reason it can be that light. That saving is already banked. Second, what a partial lift over the house avoids is the new high-roof steel (118.5 tons), its deck, its membrane and the demolition of that zone, against which sits the lifter’s contract, the column extensions and the temporary works — on cost that is close to a wash, and the case for it is weather exposure, a smaller demolition and possibly the DOB route, not the steel. Third, the steel that actually costs money is the columns and bracing, 359 tons and 37% of the building, driven by 60 ft of column height and by carrying the occupied terrace. If the aim is materially less steel, the levers are the programme (the terrace and the third floor) and the roof height (whether the clear height really needs +64 ft 6 in), and those move far more tonnage than any lift does.</w:t>
+        <w:t xml:space="preserve"> The building fronts about 770 LF of public sidewalk, not the 1,126 LF in the backup rows. Re-run at 770 LF @ $500 + 27,024 SF @ $75, your own backup foots to $2,411,800 against the $4,000,000 lump.</w:t>
       </w:r>
     </w:p>
     <w:p>
@@ -3275,31 +3293,26 @@
           <w:b/>
           <w:sz w:val="19"/>
         </w:rPr>
-        <w:t>So the sequence we propose:</w:t>
+        <w:t>Attorney fees</w:t>
       </w:r>
       <w:r>
         <w:rPr>
           <w:sz w:val="19"/>
         </w:rPr>
-        <w:t xml:space="preserve"> (1) confirm what the existing roof is made of — if it is pre-cast, the lift is probably dead and we stop spending time on it; (2) settle the terrace and the height with Nate, because that is where the steel is; (3) if the roof turns out to be liftable, take the partial lift for the schedule and exposure benefits, with whatever steel it saves as a bonus.</w:t>
+        <w:t xml:space="preserve"> for the SLA, cabaret and theater-classification work are already spent inside the feasibility study; the line should be removed rather than carried at $0 with a note. </w:t>
       </w:r>
-    </w:p>
-    <w:p>
-      <w:pPr>
-        <w:spacing w:after="100"/>
-      </w:pPr>
       <w:r>
         <w:rPr>
           <w:b/>
           <w:sz w:val="19"/>
         </w:rPr>
-        <w:t>If the answers come back pre-cast and no</w:t>
+        <w:t>D26</w:t>
       </w:r>
       <w:r>
         <w:rPr>
           <w:sz w:val="19"/>
         </w:rPr>
-        <w:t>, we will adopt the rebuild without further argument — and price it then. Until that answer is in, the 997 tons is a number about a different building.</w:t>
+        <w:t xml:space="preserve"> is being priced; we will take the lines as they come.</w:t>
       </w:r>
     </w:p>
     <w:p>
@@ -3312,7 +3325,7 @@
           <w:color w:val="1F3864"/>
           <w:sz w:val="25"/>
         </w:rPr>
-        <w:t>What else the takeoff settles</w:t>
+        <w:t>The roof — decided, with the reasoning kept on record</w:t>
       </w:r>
     </w:p>
     <w:p>
@@ -3324,13 +3337,13 @@
           <w:b/>
           <w:sz w:val="19"/>
         </w:rPr>
-        <w:t>Units.</w:t>
+        <w:t>Our scheme, as we had proposed it.</w:t>
       </w:r>
       <w:r>
         <w:rPr>
           <w:sz w:val="19"/>
         </w:rPr>
-        <w:t xml:space="preserve"> The file reports 904.62 in a tonnes column, which is metric. US steel is bought in short tons at 2,000 lb, which makes it 997.2. Pricing off the tonnes column understates the steel by 10.2%.</w:t>
+        <w:t xml:space="preserve"> Keep the existing roof and lift it to the target clear height, extending the columns beneath; build the stage on its own footings; build the production mezzanine and the VIP mezzanine from the ground up on their own footings; nothing hangs from the building. The RFEM model does not model that scheme — 124 of 243 column members start at or below +2 ft, all 517 truss members are new between +56.5 and +64.5 ft, the existing-roof level carries zero members, and the words lift, jack, shore and splice appear nowhere in 8,658 rows. It prices a full rebuild with its own mezzanine and an occupied terrace.</w:t>
       </w:r>
     </w:p>
     <w:p>
@@ -3342,13 +3355,31 @@
           <w:b/>
           <w:sz w:val="19"/>
         </w:rPr>
-        <w:t>The roof carries no rigging in the model either.</w:t>
+        <w:t>Why it is closed.</w:t>
       </w:r>
       <w:r>
         <w:rPr>
           <w:sz w:val="19"/>
         </w:rPr>
-        <w:t xml:space="preserve"> The high roof is 8.65 lb/SF of short-span W12 and W6 framing — weather only. Please confirm in writing that the roof design loads exclude production rigging, hoists and point loads, so a rigging allowance is not quietly added back at DD and paid for twice. Separately, the lower roof at 20.81 lb/SF is the heaviest per square foot in the building, heavier than the occupied terrace; if that is dunnage or screening it should say so.</w:t>
+        <w:t xml:space="preserve"> The lift depended on what the roof is made of. It is precast panels, and it is asbestos-positive. We adopt the rebuild. We are deliberately not attaching any dollar figure to the lift-versus-rebuild comparison, because the comparison is now moot; the roof is a decision, not a number.</w:t>
+      </w:r>
+    </w:p>
+    <w:p>
+      <w:pPr>
+        <w:spacing w:after="100"/>
+      </w:pPr>
+      <w:r>
+        <w:rPr>
+          <w:b/>
+          <w:sz w:val="19"/>
+        </w:rPr>
+        <w:t>What survives the decision, and matters more.</w:t>
+      </w:r>
+      <w:r>
+        <w:rPr>
+          <w:sz w:val="19"/>
+        </w:rPr>
+        <w:t xml:space="preserve"> The stage, the production mezzanine and the VIP mezzanine remain ground-supported on their own footings. The roof carries weather, snow and itself — and the model already reflects that: the high roof is 8.65 lb/SF of short-span W12 and W6 framing. Please confirm in writing that the roof design loads exclude production rigging, hoists and point loads, so a rigging allowance is not added back at DD and paid for twice in the stage and again in the roof. Separately, the lower roof at 20.81 lb/SF is the heaviest per square foot in the building, heavier than the occupied terrace; if that is dunnage or screening it should say so.</w:t>
       </w:r>
     </w:p>
     <w:p>
@@ -3366,7 +3397,7 @@
         <w:rPr>
           <w:sz w:val="19"/>
         </w:rPr>
-        <w:t xml:space="preserve"> Shared columns and vertical bracing: 718,634 lb, 37% of the whole. That weight is driven by 60 ft of column height and by carrying the occupied terrace, not by the roof — which is why the programme decision and the roof decision have to be made together.</w:t>
+        <w:t xml:space="preserve"> Shared columns and vertical bracing: 718,634 lb, 37% of the whole, driven by 60 ft of column height and by carrying the occupied terrace. That is why the programme decision and the roof-height question are the steel levers, and why VE2 should follow the programme decision rather than precede it.</w:t>
       </w:r>
     </w:p>
     <w:p>
@@ -3378,13 +3409,13 @@
           <w:b/>
           <w:sz w:val="19"/>
         </w:rPr>
-        <w:t>One rate flag.</w:t>
+        <w:t>Units and rate.</w:t>
       </w:r>
       <w:r>
         <w:rPr>
           <w:sz w:val="19"/>
         </w:rPr>
-        <w:t xml:space="preserve"> 80 of the columns (202 tons) are shop-welded built-up plate girders, I 48/24 through I 69.023/24, 60 LF each on grids B and E. $6,000/TON is a rolled-shape rate and will be low for these.</w:t>
+        <w:t xml:space="preserve"> The takeoff’s tonnes column reads 904.62, which is metric; in short tons it is 997.2, and pricing off the tonnes column understates the steel by 10.2%. Eighty of the columns (202 tons) are shop-welded built-up plate girders, I 48/24 through I 69.023/24; $6,000/TON is a rolled-shape rate and those should be priced at their own.</w:t>
       </w:r>
     </w:p>
     <w:p>
@@ -3397,7 +3428,7 @@
           <w:color w:val="1F3864"/>
           <w:sz w:val="25"/>
         </w:rPr>
-        <w:t>Two corrections we are taking back</w:t>
+        <w:t>What still needs fixing</w:t>
       </w:r>
     </w:p>
     <w:p>
@@ -3409,13 +3440,13 @@
           <w:b/>
           <w:sz w:val="19"/>
         </w:rPr>
-        <w:t>135,953 SF.</w:t>
+        <w:t>Contingency, about $6.59M.</w:t>
       </w:r>
       <w:r>
         <w:rPr>
           <w:sz w:val="19"/>
         </w:rPr>
-        <w:t xml:space="preserve"> We had called it wrong. The model carries 146,508 SF gross and 120,119 SF of enclosed floor, and our own mezzanine assumption was smaller than what the model draws. We can no longer prove your figure wrong — but it is unsourced, it does not derive from the test fit, and 555 Johnson at $208.63/SF is 134,993 SF. We are asking for its derivation and for one agreed area schedule, from PD04 Rev 4.4, that every budget labels.</w:t>
+        <w:t xml:space="preserve"> D67 computes 10% of the whole project on top of $5,786,479 of contractor contingency already inside D31. As labelled it would be $1,507,723; $578,648 of it is contingency on contingency. Restate it, and say which contingency stays.</w:t>
       </w:r>
     </w:p>
     <w:p>
@@ -3427,13 +3458,67 @@
           <w:b/>
           <w:sz w:val="19"/>
         </w:rPr>
-        <w:t>The roof demolition line.</w:t>
+        <w:t>Sidewalk bridge, about $2.09M all-in.</w:t>
       </w:r>
       <w:r>
         <w:rPr>
           <w:sz w:val="19"/>
         </w:rPr>
-        <w:t xml:space="preserve"> We had asked you to delete it. Withdrawn: it is the method the model uses. Whether it is the method we use is the section above, and that is ours to settle with Nate and the structural engineer, not yours.</w:t>
+        <w:t xml:space="preserve"> $4,000,000 lump against $2,411,800 of your own backup at the real 770 LF frontage.</w:t>
+      </w:r>
+    </w:p>
+    <w:p>
+      <w:pPr>
+        <w:spacing w:after="100"/>
+      </w:pPr>
+      <w:r>
+        <w:rPr>
+          <w:b/>
+          <w:sz w:val="19"/>
+        </w:rPr>
+        <w:t>Coat check lockers, up to about $0.97M.</w:t>
+      </w:r>
+      <w:r>
+        <w:rPr>
+          <w:sz w:val="19"/>
+        </w:rPr>
+        <w:t xml:space="preserve"> 2,000 at $500 is not a fixed number; propose a count and specification.</w:t>
+      </w:r>
+    </w:p>
+    <w:p>
+      <w:pPr>
+        <w:spacing w:after="100"/>
+      </w:pPr>
+      <w:r>
+        <w:rPr>
+          <w:b/>
+          <w:sz w:val="19"/>
+        </w:rPr>
+        <w:t>Open items.</w:t>
+      </w:r>
+      <w:r>
+        <w:rPr>
+          <w:sz w:val="19"/>
+        </w:rPr>
+        <w:t xml:space="preserve"> Project Labor $2,000,000 with no crew, rate or duration. Interior scaffolding $2,000,000 with no staging plan, and a sequence that probably does not assume the ground-supported stage and towers are already up. Escalation on the building, blank in every version. G.L. and builder’s risk at $0 on the fit-out sheet — to be quoted inside the 9% and as an owner-controlled programme.</w:t>
+      </w:r>
+    </w:p>
+    <w:p>
+      <w:pPr>
+        <w:spacing w:after="100"/>
+      </w:pPr>
+      <w:r>
+        <w:rPr>
+          <w:b/>
+          <w:sz w:val="19"/>
+        </w:rPr>
+        <w:t>And D26 rises.</w:t>
+      </w:r>
+      <w:r>
+        <w:rPr>
+          <w:sz w:val="19"/>
+        </w:rPr>
+        <w:t xml:space="preserve"> At your own $6,000/TON the hot-rolled tonnage alone is roughly $5.9M before the plate-girder premium, and the plug still has to cover every bar, every door, storefront, glazing, tile, fireproofing and most of the drywall. Better now than at buyout.</w:t>
       </w:r>
     </w:p>
     <w:p>
@@ -3446,154 +3531,7 @@
           <w:color w:val="1F3864"/>
           <w:sz w:val="25"/>
         </w:rPr>
-        <w:t>What still needs fixing — about $11.8M all-in</w:t>
-      </w:r>
-    </w:p>
-    <w:p>
-      <w:pPr>
-        <w:spacing w:after="100"/>
-      </w:pPr>
-      <w:r>
-        <w:rPr>
-          <w:b/>
-          <w:sz w:val="19"/>
-        </w:rPr>
-        <w:t>Contingency, $6,590,876.</w:t>
-      </w:r>
-      <w:r>
-        <w:rPr>
-          <w:sz w:val="19"/>
-        </w:rPr>
-        <w:t xml:space="preserve"> D67 computes 10% of the whole project on top of $5,786,479 of contractor contingency already inside D31. As labelled it would be $1,507,723; $578,648 of it is contingency on contingency.</w:t>
-      </w:r>
-    </w:p>
-    <w:p>
-      <w:pPr>
-        <w:spacing w:after="100"/>
-      </w:pPr>
-      <w:r>
-        <w:rPr>
-          <w:b/>
-          <w:sz w:val="19"/>
-        </w:rPr>
-        <w:t>General conditions twice, $2,643,751.</w:t>
-      </w:r>
-      <w:r>
-        <w:rPr>
-          <w:sz w:val="19"/>
-        </w:rPr>
-        <w:t xml:space="preserve"> $3,141,000 staffing chart plus $3,034,000 of division 013000 inside trade = 12.36% of trade. Schimenti ran 7.80% and 8.90% at 555 Johnson. </w:t>
-      </w:r>
-      <w:r>
-        <w:rPr>
-          <w:i/>
-          <w:sz w:val="19"/>
-        </w:rPr>
-        <w:t>Project Labor $2,000,000</w:t>
-      </w:r>
-      <w:r>
-        <w:rPr>
-          <w:sz w:val="19"/>
-        </w:rPr>
-        <w:t xml:space="preserve"> has no crew, rate or duration behind it.</w:t>
-      </w:r>
-    </w:p>
-    <w:p>
-      <w:pPr>
-        <w:spacing w:after="100"/>
-      </w:pPr>
-      <w:r>
-        <w:rPr>
-          <w:b/>
-          <w:sz w:val="19"/>
-        </w:rPr>
-        <w:t>Sidewalk bridge, $1,859,913.</w:t>
-      </w:r>
-      <w:r>
-        <w:rPr>
-          <w:sz w:val="19"/>
-        </w:rPr>
-        <w:t xml:space="preserve"> $4,000,000 lump; the backup rows beneath it foot to $2,589,800. The $2,000,000 of interior scaffolding we are no longer contesting outright — but the ground-supported stage and towers go up first and could carry the access.</w:t>
-      </w:r>
-    </w:p>
-    <w:p>
-      <w:pPr>
-        <w:spacing w:after="100"/>
-      </w:pPr>
-      <w:r>
-        <w:rPr>
-          <w:b/>
-          <w:sz w:val="19"/>
-        </w:rPr>
-        <w:t>Lighting bought twice, $2,151,701.</w:t>
-      </w:r>
-      <w:r>
-        <w:rPr>
-          <w:sz w:val="19"/>
-        </w:rPr>
-        <w:t xml:space="preserve"> $1,750,000 in FF&amp;E plus $1,631,436 of </w:t>
-      </w:r>
-      <w:r>
-        <w:rPr>
-          <w:i/>
-          <w:sz w:val="19"/>
-        </w:rPr>
-        <w:t>I/O lighting package — provided by others</w:t>
-      </w:r>
-      <w:r>
-        <w:rPr>
-          <w:sz w:val="19"/>
-        </w:rPr>
-        <w:t xml:space="preserve"> inside electrical.</w:t>
-      </w:r>
-    </w:p>
-    <w:p>
-      <w:pPr>
-        <w:spacing w:after="100"/>
-      </w:pPr>
-      <w:r>
-        <w:rPr>
-          <w:b/>
-          <w:sz w:val="19"/>
-        </w:rPr>
-        <w:t>Coat check lockers, $972,689.</w:t>
-      </w:r>
-      <w:r>
-        <w:rPr>
-          <w:sz w:val="19"/>
-        </w:rPr>
-        <w:t xml:space="preserve"> 2,000 at $500 serves 27% of the house at once.</w:t>
-      </w:r>
-    </w:p>
-    <w:p>
-      <w:pPr>
-        <w:spacing w:after="100"/>
-      </w:pPr>
-      <w:r>
-        <w:rPr>
-          <w:b/>
-          <w:sz w:val="19"/>
-        </w:rPr>
-        <w:t>And D26, the $12,000,000 plug, is too small.</w:t>
-      </w:r>
-      <w:r>
-        <w:rPr>
-          <w:sz w:val="19"/>
-        </w:rPr>
-        <w:t xml:space="preserve"> At your own $6,000/TON the model’s hot-rolled tonnage alone is roughly $5.9M before the plate-girder premium — and the plug still has to cover every bar, every door, storefront, glazing, tile, fireproofing and most of the drywall. It rises when priced, on either scheme.</w:t>
-      </w:r>
-    </w:p>
-    <w:p>
-      <w:pPr>
-        <w:spacing w:before="160" w:after="60"/>
-      </w:pPr>
-      <w:r>
-        <w:rPr>
-          <w:b/>
-          <w:color w:val="1F3864"/>
-          <w:sz w:val="25"/>
-        </w:rPr>
-        <w:t>Why the fee structure matters</w:t>
+        <w:t>The fee basis</w:t>
       </w:r>
     </w:p>
     <w:p>
@@ -3604,7 +3542,7 @@
         <w:rPr>
           <w:sz w:val="19"/>
         </w:rPr>
-        <w:t>The 9% is currently earned on your own general conditions ($555,750 of fee, $672,458 all-in) and on the $12M of unpriced scope ($1,080,000, $1,306,800 all-in). Profit on the cost of your own staff is double-dipping; fee on a plug rises automatically when the plug is priced. A fixed fee removes both. Insurance is a quotable premium, not a margin — and under NY Labor Law 240 the owner is exposed whether or not the contractor holds the policy, so the only question is who buys it and at what markup.</w:t>
+        <w:t>EBC’s position, which we share: the 9% fee should run on unpriced scope, because that scope will be built — but it should not run on general conditions. Today it does: $555,750 of fee on the $6,175,000 of general-conditions content, $672,458 all-in. This is a request to confirm, not an accusation. Beyond that, a fixed dollar fee rather than a percentage stops the fee rising with scope, and insurance is a quotable premium, not a margin — under NY Labor Law 240 the owner is exposed whether or not the contractor holds the policy, so the only question is who buys it and at what markup.</w:t>
       </w:r>
     </w:p>
     <w:p>
@@ -3628,7 +3566,7 @@
         <w:rPr>
           <w:sz w:val="19"/>
         </w:rPr>
-        <w:t>EBC owns the land; we sign a 30-year lease; Insomniac funds and builds out. Everything here is a leasehold improvement that reverts at the end of the term. The largest untested lever in the whole exercise is what EBC contributes to a build on its own land. Nobody has asked yet.</w:t>
+        <w:t>EBC owns the land; we sign a 30-year lease; Insomniac funds and builds out. Everything here is a leasehold improvement that reverts at the end of the term, and the commercial terms of the build should read that way: the builder is a contractor to the project, not a participant in its economics.</w:t>
       </w:r>
     </w:p>
     <w:sectPr>
